--- a/Module-2 (C Language)/Assesment/Assignment-2.docx
+++ b/Module-2 (C Language)/Assesment/Assignment-2.docx
@@ -50,62 +50,61 @@
           <w:sz w:val="28"/>
           <w:szCs w:val="28"/>
         </w:rPr>
-        <w:t>Write an essay covering the history and evolution of C programming. Explain its importance and why it is still used today</w:t>
-      </w:r>
+        <w:t xml:space="preserve">Write an essay covering the history and evolution of C programming. Explain its importance and why it is still used </w:t>
+      </w:r>
+      <w:proofErr w:type="gramStart"/>
       <w:r>
         <w:rPr>
           <w:sz w:val="28"/>
           <w:szCs w:val="28"/>
         </w:rPr>
-        <w:t xml:space="preserve"> ?</w:t>
-      </w:r>
-    </w:p>
-    <w:p>
-      <w:pPr>
-        <w:pStyle w:val="ListParagraph"/>
-        <w:numPr>
-          <w:ilvl w:val="0"/>
-          <w:numId w:val="2"/>
-        </w:numPr>
-        <w:spacing w:line="360" w:lineRule="auto"/>
-        <w:jc w:val="both"/>
-        <w:rPr>
-          <w:b/>
-          <w:bCs/>
-        </w:rPr>
-      </w:pPr>
-      <w:r>
-        <w:rPr>
-          <w:b/>
-          <w:bCs/>
-        </w:rPr>
-        <w:t>History and Evolution of C Programming :-</w:t>
-      </w:r>
-    </w:p>
-    <w:p>
-      <w:pPr>
-        <w:pStyle w:val="ListParagraph"/>
-        <w:numPr>
-          <w:ilvl w:val="0"/>
-          <w:numId w:val="3"/>
-        </w:numPr>
-        <w:spacing w:line="360" w:lineRule="auto"/>
-        <w:jc w:val="both"/>
-        <w:rPr>
-          <w:b/>
-          <w:bCs/>
+        <w:t>today</w:t>
+      </w:r>
+      <w:r>
+        <w:rPr>
           <w:sz w:val="28"/>
           <w:szCs w:val="28"/>
         </w:rPr>
-      </w:pPr>
-      <w:r>
-        <w:t>C Programming language was developed by Dennis Ritchie In the early 1970s at Bell Laborat</w:t>
-      </w:r>
-      <w:r>
-        <w:t>o</w:t>
-      </w:r>
-      <w:r>
-        <w:t>ries.</w:t>
+        <w:t xml:space="preserve"> ?</w:t>
+      </w:r>
+      <w:proofErr w:type="gramEnd"/>
+    </w:p>
+    <w:p>
+      <w:pPr>
+        <w:pStyle w:val="ListParagraph"/>
+        <w:numPr>
+          <w:ilvl w:val="0"/>
+          <w:numId w:val="2"/>
+        </w:numPr>
+        <w:spacing w:line="360" w:lineRule="auto"/>
+        <w:jc w:val="both"/>
+        <w:rPr>
+          <w:b/>
+          <w:bCs/>
+        </w:rPr>
+      </w:pPr>
+      <w:r>
+        <w:rPr>
+          <w:b/>
+          <w:bCs/>
+        </w:rPr>
+        <w:t xml:space="preserve">History and Evolution of C </w:t>
+      </w:r>
+      <w:proofErr w:type="gramStart"/>
+      <w:r>
+        <w:rPr>
+          <w:b/>
+          <w:bCs/>
+        </w:rPr>
+        <w:t>Programming :</w:t>
+      </w:r>
+      <w:proofErr w:type="gramEnd"/>
+      <w:r>
+        <w:rPr>
+          <w:b/>
+          <w:bCs/>
+        </w:rPr>
+        <w:t>-</w:t>
       </w:r>
     </w:p>
     <w:p>
@@ -125,7 +124,21 @@
         </w:rPr>
       </w:pPr>
       <w:r>
-        <w:t>It was created to develop the UNIX Operating system.</w:t>
+        <w:t xml:space="preserve">C Programming language was developed by Dennis Ritchie </w:t>
+      </w:r>
+      <w:proofErr w:type="gramStart"/>
+      <w:r>
+        <w:t>In</w:t>
+      </w:r>
+      <w:proofErr w:type="gramEnd"/>
+      <w:r>
+        <w:t xml:space="preserve"> the early 1970s at Bell Laborat</w:t>
+      </w:r>
+      <w:r>
+        <w:t>o</w:t>
+      </w:r>
+      <w:r>
+        <w:t>ries.</w:t>
       </w:r>
     </w:p>
     <w:p>
@@ -145,7 +158,7 @@
         </w:rPr>
       </w:pPr>
       <w:r>
-        <w:t>C evolved from earlier languages like B and BCPL.</w:t>
+        <w:t>It was created to develop the UNIX Operating system.</w:t>
       </w:r>
     </w:p>
     <w:p>
@@ -165,7 +178,7 @@
         </w:rPr>
       </w:pPr>
       <w:r>
-        <w:t>In 1973, UNIX was rewritten in C , which made C very popular.</w:t>
+        <w:t>C evolved from earlier languages like B and BCPL.</w:t>
       </w:r>
     </w:p>
     <w:p>
@@ -185,290 +198,337 @@
         </w:rPr>
       </w:pPr>
       <w:r>
-        <w:t>The language was later standardize as ANSI C (1989) and improved versions like C99 and C11.</w:t>
-      </w:r>
-    </w:p>
-    <w:p>
-      <w:pPr>
-        <w:pStyle w:val="ListParagraph"/>
-        <w:numPr>
-          <w:ilvl w:val="0"/>
-          <w:numId w:val="2"/>
+        <w:t xml:space="preserve">In 1973, UNIX was rewritten in </w:t>
+      </w:r>
+      <w:proofErr w:type="gramStart"/>
+      <w:r>
+        <w:t>C ,</w:t>
+      </w:r>
+      <w:proofErr w:type="gramEnd"/>
+      <w:r>
+        <w:t xml:space="preserve"> which made C very popular.</w:t>
+      </w:r>
+    </w:p>
+    <w:p>
+      <w:pPr>
+        <w:pStyle w:val="ListParagraph"/>
+        <w:numPr>
+          <w:ilvl w:val="0"/>
+          <w:numId w:val="3"/>
         </w:numPr>
         <w:spacing w:line="360" w:lineRule="auto"/>
         <w:jc w:val="both"/>
         <w:rPr>
           <w:b/>
           <w:bCs/>
-        </w:rPr>
-      </w:pPr>
-      <w:r>
-        <w:rPr>
-          <w:b/>
-          <w:bCs/>
-        </w:rPr>
-        <w:t>Importance of C Programming</w:t>
-      </w:r>
-      <w:r>
-        <w:rPr>
-          <w:b/>
-          <w:bCs/>
-        </w:rPr>
-        <w:t xml:space="preserve"> :-</w:t>
-      </w:r>
-    </w:p>
-    <w:p>
-      <w:pPr>
-        <w:pStyle w:val="ListParagraph"/>
-        <w:numPr>
-          <w:ilvl w:val="0"/>
-          <w:numId w:val="4"/>
-        </w:numPr>
-        <w:spacing w:line="360" w:lineRule="auto"/>
-        <w:jc w:val="both"/>
-        <w:rPr>
-          <w:b/>
-          <w:bCs/>
-        </w:rPr>
-      </w:pPr>
-      <w:r>
-        <w:t>C is a fast and efficient language.</w:t>
-      </w:r>
-    </w:p>
-    <w:p>
-      <w:pPr>
-        <w:pStyle w:val="ListParagraph"/>
-        <w:numPr>
-          <w:ilvl w:val="0"/>
-          <w:numId w:val="4"/>
-        </w:numPr>
-        <w:spacing w:line="360" w:lineRule="auto"/>
-        <w:jc w:val="both"/>
-        <w:rPr>
-          <w:b/>
-          <w:bCs/>
-        </w:rPr>
-      </w:pPr>
-      <w:r>
-        <w:t>It provides low-level access to memory using pointers.</w:t>
-      </w:r>
-    </w:p>
-    <w:p>
-      <w:pPr>
-        <w:pStyle w:val="ListParagraph"/>
-        <w:numPr>
-          <w:ilvl w:val="0"/>
-          <w:numId w:val="4"/>
-        </w:numPr>
-        <w:spacing w:line="360" w:lineRule="auto"/>
-        <w:jc w:val="both"/>
-        <w:rPr>
-          <w:b/>
-          <w:bCs/>
-        </w:rPr>
-      </w:pPr>
-      <w:r>
-        <w:t>Used for system programming, operating system and embedded system.</w:t>
-      </w:r>
-    </w:p>
-    <w:p>
-      <w:pPr>
-        <w:pStyle w:val="ListParagraph"/>
-        <w:numPr>
-          <w:ilvl w:val="0"/>
-          <w:numId w:val="4"/>
-        </w:numPr>
-        <w:spacing w:line="360" w:lineRule="auto"/>
-        <w:jc w:val="both"/>
-        <w:rPr>
-          <w:b/>
-          <w:bCs/>
-        </w:rPr>
-      </w:pPr>
-      <w:r>
-        <w:t>Many modern operating systems like Windows, Linux and macOS use C.</w:t>
-      </w:r>
-    </w:p>
-    <w:p>
-      <w:pPr>
-        <w:pStyle w:val="ListParagraph"/>
-        <w:numPr>
-          <w:ilvl w:val="0"/>
-          <w:numId w:val="2"/>
-        </w:numPr>
-        <w:spacing w:line="360" w:lineRule="auto"/>
-        <w:jc w:val="both"/>
-        <w:rPr>
-          <w:b/>
-          <w:bCs/>
-        </w:rPr>
-      </w:pPr>
-      <w:r>
-        <w:rPr>
-          <w:b/>
-          <w:bCs/>
-        </w:rPr>
-        <w:t>Why C Is Still Used Today</w:t>
-      </w:r>
-      <w:r>
-        <w:rPr>
-          <w:b/>
-          <w:bCs/>
-        </w:rPr>
-        <w:t xml:space="preserve"> :-</w:t>
-      </w:r>
-    </w:p>
-    <w:p>
-      <w:pPr>
-        <w:pStyle w:val="ListParagraph"/>
-        <w:numPr>
-          <w:ilvl w:val="0"/>
-          <w:numId w:val="5"/>
-        </w:numPr>
-        <w:spacing w:line="360" w:lineRule="auto"/>
-        <w:jc w:val="both"/>
-        <w:rPr>
-          <w:b/>
-          <w:bCs/>
-        </w:rPr>
-      </w:pPr>
-      <w:r>
-        <w:t>C Program runs faster than many high-level languages.</w:t>
-      </w:r>
-    </w:p>
-    <w:p>
-      <w:pPr>
-        <w:pStyle w:val="ListParagraph"/>
-        <w:numPr>
-          <w:ilvl w:val="0"/>
-          <w:numId w:val="5"/>
-        </w:numPr>
-        <w:spacing w:line="360" w:lineRule="auto"/>
-        <w:jc w:val="both"/>
-        <w:rPr>
-          <w:b/>
-          <w:bCs/>
-        </w:rPr>
-      </w:pPr>
-      <w:r>
-        <w:t>It is portable, meaning it works on many platforms</w:t>
-      </w:r>
-      <w:r>
-        <w:t>.</w:t>
-      </w:r>
-    </w:p>
-    <w:p>
-      <w:pPr>
-        <w:pStyle w:val="ListParagraph"/>
-        <w:numPr>
-          <w:ilvl w:val="0"/>
-          <w:numId w:val="5"/>
-        </w:numPr>
-        <w:spacing w:line="360" w:lineRule="auto"/>
-        <w:jc w:val="both"/>
-        <w:rPr>
-          <w:b/>
-          <w:bCs/>
-        </w:rPr>
-      </w:pPr>
-      <w:r>
-        <w:t xml:space="preserve">A large amount of existing </w:t>
-      </w:r>
-      <w:r>
-        <w:t>software is written in C.</w:t>
-      </w:r>
-    </w:p>
-    <w:p>
-      <w:pPr>
-        <w:pStyle w:val="ListParagraph"/>
-        <w:numPr>
-          <w:ilvl w:val="0"/>
-          <w:numId w:val="5"/>
-        </w:numPr>
-        <w:spacing w:line="360" w:lineRule="auto"/>
-        <w:jc w:val="both"/>
-        <w:rPr>
-          <w:b/>
-          <w:bCs/>
-        </w:rPr>
-      </w:pPr>
-      <w:r>
-        <w:t>C is the base language for many other languages like C++, Java and Python.</w:t>
-      </w:r>
-    </w:p>
-    <w:p>
-      <w:pPr>
-        <w:pStyle w:val="ListParagraph"/>
-        <w:numPr>
-          <w:ilvl w:val="0"/>
-          <w:numId w:val="5"/>
-        </w:numPr>
-        <w:spacing w:line="360" w:lineRule="auto"/>
-        <w:jc w:val="both"/>
-        <w:rPr>
-          <w:b/>
-          <w:bCs/>
-        </w:rPr>
-      </w:pPr>
-      <w:r>
-        <w:t>It helps programmers understand how computers work internally.</w:t>
-      </w:r>
-    </w:p>
-    <w:p>
-      <w:pPr>
-        <w:pStyle w:val="ListParagraph"/>
-        <w:numPr>
-          <w:ilvl w:val="0"/>
-          <w:numId w:val="1"/>
-        </w:numPr>
-        <w:spacing w:line="360" w:lineRule="auto"/>
-        <w:jc w:val="both"/>
-        <w:rPr>
           <w:sz w:val="28"/>
           <w:szCs w:val="28"/>
         </w:rPr>
       </w:pPr>
       <w:r>
+        <w:t xml:space="preserve">The language was later </w:t>
+      </w:r>
+      <w:proofErr w:type="gramStart"/>
+      <w:r>
+        <w:t>standardize</w:t>
+      </w:r>
+      <w:proofErr w:type="gramEnd"/>
+      <w:r>
+        <w:t xml:space="preserve"> as ANSI C (1989) and improved versions like C99 and C11.</w:t>
+      </w:r>
+    </w:p>
+    <w:p>
+      <w:pPr>
+        <w:pStyle w:val="ListParagraph"/>
+        <w:numPr>
+          <w:ilvl w:val="0"/>
+          <w:numId w:val="2"/>
+        </w:numPr>
+        <w:spacing w:line="360" w:lineRule="auto"/>
+        <w:jc w:val="both"/>
+        <w:rPr>
+          <w:b/>
+          <w:bCs/>
+        </w:rPr>
+      </w:pPr>
+      <w:r>
+        <w:rPr>
+          <w:b/>
+          <w:bCs/>
+        </w:rPr>
+        <w:t xml:space="preserve">Importance of C </w:t>
+      </w:r>
+      <w:proofErr w:type="gramStart"/>
+      <w:r>
+        <w:rPr>
+          <w:b/>
+          <w:bCs/>
+        </w:rPr>
+        <w:t>Programming</w:t>
+      </w:r>
+      <w:r>
+        <w:rPr>
+          <w:b/>
+          <w:bCs/>
+        </w:rPr>
+        <w:t xml:space="preserve"> :</w:t>
+      </w:r>
+      <w:proofErr w:type="gramEnd"/>
+      <w:r>
+        <w:rPr>
+          <w:b/>
+          <w:bCs/>
+        </w:rPr>
+        <w:t>-</w:t>
+      </w:r>
+    </w:p>
+    <w:p>
+      <w:pPr>
+        <w:pStyle w:val="ListParagraph"/>
+        <w:numPr>
+          <w:ilvl w:val="0"/>
+          <w:numId w:val="4"/>
+        </w:numPr>
+        <w:spacing w:line="360" w:lineRule="auto"/>
+        <w:jc w:val="both"/>
+        <w:rPr>
+          <w:b/>
+          <w:bCs/>
+        </w:rPr>
+      </w:pPr>
+      <w:r>
+        <w:t>C is a fast and efficient language.</w:t>
+      </w:r>
+    </w:p>
+    <w:p>
+      <w:pPr>
+        <w:pStyle w:val="ListParagraph"/>
+        <w:numPr>
+          <w:ilvl w:val="0"/>
+          <w:numId w:val="4"/>
+        </w:numPr>
+        <w:spacing w:line="360" w:lineRule="auto"/>
+        <w:jc w:val="both"/>
+        <w:rPr>
+          <w:b/>
+          <w:bCs/>
+        </w:rPr>
+      </w:pPr>
+      <w:r>
+        <w:t>It provides low-level access to memory using pointers.</w:t>
+      </w:r>
+    </w:p>
+    <w:p>
+      <w:pPr>
+        <w:pStyle w:val="ListParagraph"/>
+        <w:numPr>
+          <w:ilvl w:val="0"/>
+          <w:numId w:val="4"/>
+        </w:numPr>
+        <w:spacing w:line="360" w:lineRule="auto"/>
+        <w:jc w:val="both"/>
+        <w:rPr>
+          <w:b/>
+          <w:bCs/>
+        </w:rPr>
+      </w:pPr>
+      <w:r>
+        <w:t>Used for system programming, operating system and embedded system.</w:t>
+      </w:r>
+    </w:p>
+    <w:p>
+      <w:pPr>
+        <w:pStyle w:val="ListParagraph"/>
+        <w:numPr>
+          <w:ilvl w:val="0"/>
+          <w:numId w:val="4"/>
+        </w:numPr>
+        <w:spacing w:line="360" w:lineRule="auto"/>
+        <w:jc w:val="both"/>
+        <w:rPr>
+          <w:b/>
+          <w:bCs/>
+        </w:rPr>
+      </w:pPr>
+      <w:r>
+        <w:t>Many modern operating systems like Windows, Linux and macOS use C.</w:t>
+      </w:r>
+    </w:p>
+    <w:p>
+      <w:pPr>
+        <w:pStyle w:val="ListParagraph"/>
+        <w:numPr>
+          <w:ilvl w:val="0"/>
+          <w:numId w:val="2"/>
+        </w:numPr>
+        <w:spacing w:line="360" w:lineRule="auto"/>
+        <w:jc w:val="both"/>
+        <w:rPr>
+          <w:b/>
+          <w:bCs/>
+        </w:rPr>
+      </w:pPr>
+      <w:r>
+        <w:rPr>
+          <w:b/>
+          <w:bCs/>
+        </w:rPr>
+        <w:t xml:space="preserve">Why C Is Still Used </w:t>
+      </w:r>
+      <w:proofErr w:type="gramStart"/>
+      <w:r>
+        <w:rPr>
+          <w:b/>
+          <w:bCs/>
+        </w:rPr>
+        <w:t>Today</w:t>
+      </w:r>
+      <w:r>
+        <w:rPr>
+          <w:b/>
+          <w:bCs/>
+        </w:rPr>
+        <w:t xml:space="preserve"> :</w:t>
+      </w:r>
+      <w:proofErr w:type="gramEnd"/>
+      <w:r>
+        <w:rPr>
+          <w:b/>
+          <w:bCs/>
+        </w:rPr>
+        <w:t>-</w:t>
+      </w:r>
+    </w:p>
+    <w:p>
+      <w:pPr>
+        <w:pStyle w:val="ListParagraph"/>
+        <w:numPr>
+          <w:ilvl w:val="0"/>
+          <w:numId w:val="5"/>
+        </w:numPr>
+        <w:spacing w:line="360" w:lineRule="auto"/>
+        <w:jc w:val="both"/>
+        <w:rPr>
+          <w:b/>
+          <w:bCs/>
+        </w:rPr>
+      </w:pPr>
+      <w:r>
+        <w:t>C Program runs faster than many high-level languages.</w:t>
+      </w:r>
+    </w:p>
+    <w:p>
+      <w:pPr>
+        <w:pStyle w:val="ListParagraph"/>
+        <w:numPr>
+          <w:ilvl w:val="0"/>
+          <w:numId w:val="5"/>
+        </w:numPr>
+        <w:spacing w:line="360" w:lineRule="auto"/>
+        <w:jc w:val="both"/>
+        <w:rPr>
+          <w:b/>
+          <w:bCs/>
+        </w:rPr>
+      </w:pPr>
+      <w:r>
+        <w:t>It is portable, meaning it works on many platforms</w:t>
+      </w:r>
+      <w:r>
+        <w:t>.</w:t>
+      </w:r>
+    </w:p>
+    <w:p>
+      <w:pPr>
+        <w:pStyle w:val="ListParagraph"/>
+        <w:numPr>
+          <w:ilvl w:val="0"/>
+          <w:numId w:val="5"/>
+        </w:numPr>
+        <w:spacing w:line="360" w:lineRule="auto"/>
+        <w:jc w:val="both"/>
+        <w:rPr>
+          <w:b/>
+          <w:bCs/>
+        </w:rPr>
+      </w:pPr>
+      <w:r>
+        <w:t xml:space="preserve">A large amount of existing </w:t>
+      </w:r>
+      <w:r>
+        <w:t>software is written in C.</w:t>
+      </w:r>
+    </w:p>
+    <w:p>
+      <w:pPr>
+        <w:pStyle w:val="ListParagraph"/>
+        <w:numPr>
+          <w:ilvl w:val="0"/>
+          <w:numId w:val="5"/>
+        </w:numPr>
+        <w:spacing w:line="360" w:lineRule="auto"/>
+        <w:jc w:val="both"/>
+        <w:rPr>
+          <w:b/>
+          <w:bCs/>
+        </w:rPr>
+      </w:pPr>
+      <w:r>
+        <w:t>C is the base language for many other languages like C++, Java and Python.</w:t>
+      </w:r>
+    </w:p>
+    <w:p>
+      <w:pPr>
+        <w:pStyle w:val="ListParagraph"/>
+        <w:numPr>
+          <w:ilvl w:val="0"/>
+          <w:numId w:val="5"/>
+        </w:numPr>
+        <w:spacing w:line="360" w:lineRule="auto"/>
+        <w:jc w:val="both"/>
+        <w:rPr>
+          <w:b/>
+          <w:bCs/>
+        </w:rPr>
+      </w:pPr>
+      <w:r>
+        <w:t>It helps programmers understand how computers work internally.</w:t>
+      </w:r>
+    </w:p>
+    <w:p>
+      <w:pPr>
+        <w:pStyle w:val="ListParagraph"/>
+        <w:numPr>
+          <w:ilvl w:val="0"/>
+          <w:numId w:val="1"/>
+        </w:numPr>
+        <w:spacing w:line="360" w:lineRule="auto"/>
+        <w:jc w:val="both"/>
         <w:rPr>
           <w:sz w:val="28"/>
           <w:szCs w:val="28"/>
         </w:rPr>
-        <w:t>Research and provide three real-world applications where C programming is extensively used, such as in embedded systems, operating systems, or game development.</w:t>
-      </w:r>
+      </w:pPr>
       <w:r>
         <w:rPr>
           <w:sz w:val="28"/>
           <w:szCs w:val="28"/>
         </w:rPr>
-        <w:t xml:space="preserve"> - </w:t>
+        <w:t>Research and provide three real-world applications where C programming is extensively used, such as in embedded systems, operating systems, or game development.</w:t>
       </w:r>
       <w:r>
         <w:rPr>
           <w:sz w:val="28"/>
           <w:szCs w:val="28"/>
         </w:rPr>
-        <w:t>LAB EXERCISE</w:t>
-      </w:r>
-    </w:p>
-    <w:p>
-      <w:pPr>
-        <w:pStyle w:val="ListParagraph"/>
-        <w:numPr>
-          <w:ilvl w:val="0"/>
-          <w:numId w:val="2"/>
-        </w:numPr>
-        <w:spacing w:line="360" w:lineRule="auto"/>
-        <w:jc w:val="both"/>
+        <w:t xml:space="preserve"> - </w:t>
+      </w:r>
+      <w:r>
         <w:rPr>
           <w:sz w:val="28"/>
           <w:szCs w:val="28"/>
         </w:rPr>
-      </w:pPr>
-      <w:r>
-        <w:t xml:space="preserve">Below explanation </w:t>
-      </w:r>
-      <w:r>
-        <w:t>:-</w:t>
+        <w:t>LAB EXERCISE</w:t>
       </w:r>
     </w:p>
     <w:p>
@@ -481,35 +541,80 @@
         <w:spacing w:line="360" w:lineRule="auto"/>
         <w:jc w:val="both"/>
         <w:rPr>
-          <w:b/>
-          <w:bCs/>
           <w:sz w:val="28"/>
           <w:szCs w:val="28"/>
         </w:rPr>
       </w:pPr>
       <w:r>
-        <w:rPr>
-          <w:b/>
-          <w:bCs/>
-        </w:rPr>
-        <w:t>Operating Systems :-</w:t>
-      </w:r>
-    </w:p>
-    <w:p>
-      <w:pPr>
-        <w:pStyle w:val="ListParagraph"/>
-        <w:numPr>
-          <w:ilvl w:val="0"/>
-          <w:numId w:val="6"/>
+        <w:t xml:space="preserve">Below </w:t>
+      </w:r>
+      <w:proofErr w:type="gramStart"/>
+      <w:r>
+        <w:t xml:space="preserve">explanation </w:t>
+      </w:r>
+      <w:r>
+        <w:t>:</w:t>
+      </w:r>
+      <w:proofErr w:type="gramEnd"/>
+      <w:r>
+        <w:t>-</w:t>
+      </w:r>
+    </w:p>
+    <w:p>
+      <w:pPr>
+        <w:pStyle w:val="ListParagraph"/>
+        <w:numPr>
+          <w:ilvl w:val="0"/>
+          <w:numId w:val="2"/>
         </w:numPr>
         <w:spacing w:line="360" w:lineRule="auto"/>
         <w:jc w:val="both"/>
         <w:rPr>
+          <w:b/>
+          <w:bCs/>
           <w:sz w:val="28"/>
           <w:szCs w:val="28"/>
         </w:rPr>
       </w:pPr>
       <w:r>
+        <w:rPr>
+          <w:b/>
+          <w:bCs/>
+        </w:rPr>
+        <w:t xml:space="preserve">Operating </w:t>
+      </w:r>
+      <w:proofErr w:type="gramStart"/>
+      <w:r>
+        <w:rPr>
+          <w:b/>
+          <w:bCs/>
+        </w:rPr>
+        <w:t>Systems :</w:t>
+      </w:r>
+      <w:proofErr w:type="gramEnd"/>
+      <w:r>
+        <w:rPr>
+          <w:b/>
+          <w:bCs/>
+        </w:rPr>
+        <w:t>-</w:t>
+      </w:r>
+    </w:p>
+    <w:p>
+      <w:pPr>
+        <w:pStyle w:val="ListParagraph"/>
+        <w:numPr>
+          <w:ilvl w:val="0"/>
+          <w:numId w:val="6"/>
+        </w:numPr>
+        <w:spacing w:line="360" w:lineRule="auto"/>
+        <w:jc w:val="both"/>
+        <w:rPr>
+          <w:sz w:val="28"/>
+          <w:szCs w:val="28"/>
+        </w:rPr>
+      </w:pPr>
+      <w:r>
         <w:lastRenderedPageBreak/>
         <w:t>C is widely used to develop operating system.</w:t>
       </w:r>
@@ -582,8 +687,13 @@
           <w:szCs w:val="28"/>
         </w:rPr>
       </w:pPr>
-      <w:r>
-        <w:t>Example :- Linux Kernel is mostly written in C.</w:t>
+      <w:proofErr w:type="gramStart"/>
+      <w:r>
+        <w:t>Example :</w:t>
+      </w:r>
+      <w:proofErr w:type="gramEnd"/>
+      <w:r>
+        <w:t>- Linux Kernel is mostly written in C.</w:t>
       </w:r>
     </w:p>
     <w:p>
@@ -605,7 +715,23 @@
           <w:b/>
           <w:bCs/>
         </w:rPr>
-        <w:t>Embedded Systems :-</w:t>
+        <w:t xml:space="preserve">Embedded </w:t>
+      </w:r>
+      <w:proofErr w:type="gramStart"/>
+      <w:r>
+        <w:rPr>
+          <w:b/>
+          <w:bCs/>
+        </w:rPr>
+        <w:t>Systems :</w:t>
+      </w:r>
+      <w:proofErr w:type="gramEnd"/>
+      <w:r>
+        <w:rPr>
+          <w:b/>
+          <w:bCs/>
+        </w:rPr>
+        <w:t>-</w:t>
       </w:r>
     </w:p>
     <w:p>
@@ -633,7 +759,15 @@
         <w:jc w:val="both"/>
       </w:pPr>
       <w:r>
-        <w:t>Used in devices like :-</w:t>
+        <w:t xml:space="preserve">Used in devices </w:t>
+      </w:r>
+      <w:proofErr w:type="gramStart"/>
+      <w:r>
+        <w:t>like :</w:t>
+      </w:r>
+      <w:proofErr w:type="gramEnd"/>
+      <w:r>
+        <w:t>-</w:t>
       </w:r>
     </w:p>
     <w:p>
@@ -730,8 +864,13 @@
         <w:spacing w:line="360" w:lineRule="auto"/>
         <w:jc w:val="both"/>
       </w:pPr>
-      <w:r>
-        <w:t>Examples:- Microcontrollers like Arduino and PIC use C Programs.</w:t>
+      <w:proofErr w:type="gramStart"/>
+      <w:r>
+        <w:t>Examples:-</w:t>
+      </w:r>
+      <w:proofErr w:type="gramEnd"/>
+      <w:r>
+        <w:t xml:space="preserve"> Microcontrollers like Arduino and PIC use C Programs.</w:t>
       </w:r>
     </w:p>
     <w:p>
@@ -753,7 +892,23 @@
           <w:b/>
           <w:bCs/>
         </w:rPr>
-        <w:t xml:space="preserve">Game Development :- </w:t>
+        <w:t xml:space="preserve">Game </w:t>
+      </w:r>
+      <w:proofErr w:type="gramStart"/>
+      <w:r>
+        <w:rPr>
+          <w:b/>
+          <w:bCs/>
+        </w:rPr>
+        <w:t>Development :</w:t>
+      </w:r>
+      <w:proofErr w:type="gramEnd"/>
+      <w:r>
+        <w:rPr>
+          <w:b/>
+          <w:bCs/>
+        </w:rPr>
+        <w:t xml:space="preserve">- </w:t>
       </w:r>
     </w:p>
     <w:p>
@@ -824,8 +979,13 @@
           <w:bCs/>
         </w:rPr>
       </w:pPr>
-      <w:r>
-        <w:t>Examples :- Game Engine like Unity</w:t>
+      <w:proofErr w:type="gramStart"/>
+      <w:r>
+        <w:t>Examples :</w:t>
+      </w:r>
+      <w:proofErr w:type="gramEnd"/>
+      <w:r>
+        <w:t>- Game Engine like Unity</w:t>
       </w:r>
       <w:r>
         <w:t xml:space="preserve"> </w:t>
@@ -907,7 +1067,23 @@
           <w:b/>
           <w:bCs/>
         </w:rPr>
-        <w:t>Steps to Install a C Compiler (GCC) :-</w:t>
+        <w:t>Steps to Install a C Compiler (GCC</w:t>
+      </w:r>
+      <w:proofErr w:type="gramStart"/>
+      <w:r>
+        <w:rPr>
+          <w:b/>
+          <w:bCs/>
+        </w:rPr>
+        <w:t>) :</w:t>
+      </w:r>
+      <w:proofErr w:type="gramEnd"/>
+      <w:r>
+        <w:rPr>
+          <w:b/>
+          <w:bCs/>
+        </w:rPr>
+        <w:t>-</w:t>
       </w:r>
     </w:p>
     <w:p>
@@ -929,7 +1105,23 @@
           <w:b/>
           <w:bCs/>
         </w:rPr>
-        <w:t>Download GCC :-</w:t>
+        <w:t xml:space="preserve">Download </w:t>
+      </w:r>
+      <w:proofErr w:type="gramStart"/>
+      <w:r>
+        <w:rPr>
+          <w:b/>
+          <w:bCs/>
+        </w:rPr>
+        <w:t>GCC :</w:t>
+      </w:r>
+      <w:proofErr w:type="gramEnd"/>
+      <w:r>
+        <w:rPr>
+          <w:b/>
+          <w:bCs/>
+        </w:rPr>
+        <w:t>-</w:t>
       </w:r>
     </w:p>
     <w:p>
@@ -946,8 +1138,13 @@
           <w:bCs/>
         </w:rPr>
       </w:pPr>
-      <w:r>
-        <w:t>Windows :- Download MinGW or TDM-GCC</w:t>
+      <w:proofErr w:type="gramStart"/>
+      <w:r>
+        <w:t>Windows :</w:t>
+      </w:r>
+      <w:proofErr w:type="gramEnd"/>
+      <w:r>
+        <w:t>- Download MinGW or TDM-GCC</w:t>
       </w:r>
     </w:p>
     <w:p>
@@ -969,7 +1166,23 @@
           <w:b/>
           <w:bCs/>
         </w:rPr>
-        <w:t>Install the compiler :-</w:t>
+        <w:t xml:space="preserve">Install the </w:t>
+      </w:r>
+      <w:proofErr w:type="gramStart"/>
+      <w:r>
+        <w:rPr>
+          <w:b/>
+          <w:bCs/>
+        </w:rPr>
+        <w:t>compiler :</w:t>
+      </w:r>
+      <w:proofErr w:type="gramEnd"/>
+      <w:r>
+        <w:rPr>
+          <w:b/>
+          <w:bCs/>
+        </w:rPr>
+        <w:t>-</w:t>
       </w:r>
     </w:p>
     <w:p>
@@ -1009,7 +1222,23 @@
           <w:b/>
           <w:bCs/>
         </w:rPr>
-        <w:t>Set Path (Windows Only) :-</w:t>
+        <w:t>Set Path (Windows Only</w:t>
+      </w:r>
+      <w:proofErr w:type="gramStart"/>
+      <w:r>
+        <w:rPr>
+          <w:b/>
+          <w:bCs/>
+        </w:rPr>
+        <w:t>) :</w:t>
+      </w:r>
+      <w:proofErr w:type="gramEnd"/>
+      <w:r>
+        <w:rPr>
+          <w:b/>
+          <w:bCs/>
+        </w:rPr>
+        <w:t>-</w:t>
       </w:r>
     </w:p>
     <w:p>
@@ -1050,7 +1279,23 @@
           <w:b/>
           <w:bCs/>
         </w:rPr>
-        <w:t>Verify Installation :-</w:t>
+        <w:t xml:space="preserve">Verify </w:t>
+      </w:r>
+      <w:proofErr w:type="gramStart"/>
+      <w:r>
+        <w:rPr>
+          <w:b/>
+          <w:bCs/>
+        </w:rPr>
+        <w:t>Installation :</w:t>
+      </w:r>
+      <w:proofErr w:type="gramEnd"/>
+      <w:r>
+        <w:rPr>
+          <w:b/>
+          <w:bCs/>
+        </w:rPr>
+        <w:t>-</w:t>
       </w:r>
     </w:p>
     <w:p>
@@ -1117,7 +1362,23 @@
           <w:b/>
           <w:bCs/>
         </w:rPr>
-        <w:t>Steps to Set Up Dev-C++ IDE :-</w:t>
+        <w:t xml:space="preserve">Steps to Set Up Dev-C++ </w:t>
+      </w:r>
+      <w:proofErr w:type="gramStart"/>
+      <w:r>
+        <w:rPr>
+          <w:b/>
+          <w:bCs/>
+        </w:rPr>
+        <w:t>IDE :</w:t>
+      </w:r>
+      <w:proofErr w:type="gramEnd"/>
+      <w:r>
+        <w:rPr>
+          <w:b/>
+          <w:bCs/>
+        </w:rPr>
+        <w:t>-</w:t>
       </w:r>
     </w:p>
     <w:p>
@@ -1139,7 +1400,23 @@
           <w:b/>
           <w:bCs/>
         </w:rPr>
-        <w:t>Download Dev-C++ :-</w:t>
+        <w:t>Download Dev-</w:t>
+      </w:r>
+      <w:proofErr w:type="gramStart"/>
+      <w:r>
+        <w:rPr>
+          <w:b/>
+          <w:bCs/>
+        </w:rPr>
+        <w:t>C++ :</w:t>
+      </w:r>
+      <w:proofErr w:type="gramEnd"/>
+      <w:r>
+        <w:rPr>
+          <w:b/>
+          <w:bCs/>
+        </w:rPr>
+        <w:t>-</w:t>
       </w:r>
     </w:p>
     <w:p>
@@ -1179,7 +1456,23 @@
           <w:b/>
           <w:bCs/>
         </w:rPr>
-        <w:t>Install Dev-C++ :-</w:t>
+        <w:t>Install Dev-</w:t>
+      </w:r>
+      <w:proofErr w:type="gramStart"/>
+      <w:r>
+        <w:rPr>
+          <w:b/>
+          <w:bCs/>
+        </w:rPr>
+        <w:t>C++ :</w:t>
+      </w:r>
+      <w:proofErr w:type="gramEnd"/>
+      <w:r>
+        <w:rPr>
+          <w:b/>
+          <w:bCs/>
+        </w:rPr>
+        <w:t>-</w:t>
       </w:r>
     </w:p>
     <w:p>
@@ -1219,7 +1512,23 @@
           <w:b/>
           <w:bCs/>
         </w:rPr>
-        <w:t>Configure Compiler :-</w:t>
+        <w:t xml:space="preserve">Configure </w:t>
+      </w:r>
+      <w:proofErr w:type="gramStart"/>
+      <w:r>
+        <w:rPr>
+          <w:b/>
+          <w:bCs/>
+        </w:rPr>
+        <w:t>Compiler :</w:t>
+      </w:r>
+      <w:proofErr w:type="gramEnd"/>
+      <w:r>
+        <w:rPr>
+          <w:b/>
+          <w:bCs/>
+        </w:rPr>
+        <w:t>-</w:t>
       </w:r>
     </w:p>
     <w:p>
@@ -1277,7 +1586,23 @@
           <w:b/>
           <w:bCs/>
         </w:rPr>
-        <w:t>Create First Program :-</w:t>
+        <w:t xml:space="preserve">Create First </w:t>
+      </w:r>
+      <w:proofErr w:type="gramStart"/>
+      <w:r>
+        <w:rPr>
+          <w:b/>
+          <w:bCs/>
+        </w:rPr>
+        <w:t>Program :</w:t>
+      </w:r>
+      <w:proofErr w:type="gramEnd"/>
+      <w:r>
+        <w:rPr>
+          <w:b/>
+          <w:bCs/>
+        </w:rPr>
+        <w:t>-</w:t>
       </w:r>
     </w:p>
     <w:p>
@@ -1335,7 +1660,23 @@
           <w:b/>
           <w:bCs/>
         </w:rPr>
-        <w:t>Compile &amp; Run :-</w:t>
+        <w:t xml:space="preserve">Compile &amp; </w:t>
+      </w:r>
+      <w:proofErr w:type="gramStart"/>
+      <w:r>
+        <w:rPr>
+          <w:b/>
+          <w:bCs/>
+        </w:rPr>
+        <w:t>Run :</w:t>
+      </w:r>
+      <w:proofErr w:type="gramEnd"/>
+      <w:r>
+        <w:rPr>
+          <w:b/>
+          <w:bCs/>
+        </w:rPr>
+        <w:t>-</w:t>
       </w:r>
     </w:p>
     <w:p>
@@ -1406,12 +1747,21 @@
           <w:bCs/>
         </w:rPr>
       </w:pPr>
-      <w:r>
-        <w:rPr>
-          <w:b/>
-          <w:bCs/>
-        </w:rPr>
-        <w:t>Input :-</w:t>
+      <w:proofErr w:type="gramStart"/>
+      <w:r>
+        <w:rPr>
+          <w:b/>
+          <w:bCs/>
+        </w:rPr>
+        <w:t>Input :</w:t>
+      </w:r>
+      <w:proofErr w:type="gramEnd"/>
+      <w:r>
+        <w:rPr>
+          <w:b/>
+          <w:bCs/>
+        </w:rPr>
+        <w:t>-</w:t>
       </w:r>
     </w:p>
     <w:p>
@@ -1486,12 +1836,21 @@
           <w:bCs/>
         </w:rPr>
       </w:pPr>
-      <w:r>
-        <w:rPr>
-          <w:b/>
-          <w:bCs/>
-        </w:rPr>
-        <w:t>Output :-</w:t>
+      <w:proofErr w:type="gramStart"/>
+      <w:r>
+        <w:rPr>
+          <w:b/>
+          <w:bCs/>
+        </w:rPr>
+        <w:t>Output :</w:t>
+      </w:r>
+      <w:proofErr w:type="gramEnd"/>
+      <w:r>
+        <w:rPr>
+          <w:b/>
+          <w:bCs/>
+        </w:rPr>
+        <w:t>-</w:t>
       </w:r>
     </w:p>
     <w:p>
@@ -1583,7 +1942,15 @@
         </w:rPr>
       </w:pPr>
       <w:r>
-        <w:t>Basic structure of C program :-</w:t>
+        <w:t xml:space="preserve">Basic structure of C </w:t>
+      </w:r>
+      <w:proofErr w:type="gramStart"/>
+      <w:r>
+        <w:t>program :</w:t>
+      </w:r>
+      <w:proofErr w:type="gramEnd"/>
+      <w:r>
+        <w:t>-</w:t>
       </w:r>
     </w:p>
     <w:p>
@@ -1604,7 +1971,23 @@
           <w:b/>
           <w:bCs/>
         </w:rPr>
-        <w:t>Header Files :-</w:t>
+        <w:t xml:space="preserve">Header </w:t>
+      </w:r>
+      <w:proofErr w:type="gramStart"/>
+      <w:r>
+        <w:rPr>
+          <w:b/>
+          <w:bCs/>
+        </w:rPr>
+        <w:t>Files :</w:t>
+      </w:r>
+      <w:proofErr w:type="gramEnd"/>
+      <w:r>
+        <w:rPr>
+          <w:b/>
+          <w:bCs/>
+        </w:rPr>
+        <w:t>-</w:t>
       </w:r>
     </w:p>
     <w:p>
@@ -1654,16 +2037,26 @@
           <w:bCs/>
         </w:rPr>
       </w:pPr>
-      <w:r>
-        <w:t xml:space="preserve">Example :- #include&lt;stdio.h&gt; is used for input/output functions like </w:t>
+      <w:proofErr w:type="gramStart"/>
+      <w:r>
+        <w:t>Example :</w:t>
+      </w:r>
+      <w:proofErr w:type="gramEnd"/>
+      <w:r>
+        <w:t xml:space="preserve">- #include&lt;stdio.h&gt; is used for input/output functions like </w:t>
       </w:r>
       <w:proofErr w:type="spellStart"/>
+      <w:proofErr w:type="gramStart"/>
       <w:r>
         <w:t>printf</w:t>
       </w:r>
       <w:proofErr w:type="spellEnd"/>
       <w:r>
-        <w:t>().</w:t>
+        <w:t>(</w:t>
+      </w:r>
+      <w:proofErr w:type="gramEnd"/>
+      <w:r>
+        <w:t>).</w:t>
       </w:r>
     </w:p>
     <w:p>
@@ -1684,7 +2077,23 @@
           <w:b/>
           <w:bCs/>
         </w:rPr>
-        <w:t>Main Function :-</w:t>
+        <w:t xml:space="preserve">Main </w:t>
+      </w:r>
+      <w:proofErr w:type="gramStart"/>
+      <w:r>
+        <w:rPr>
+          <w:b/>
+          <w:bCs/>
+        </w:rPr>
+        <w:t>Function :</w:t>
+      </w:r>
+      <w:proofErr w:type="gramEnd"/>
+      <w:r>
+        <w:rPr>
+          <w:b/>
+          <w:bCs/>
+        </w:rPr>
+        <w:t>-</w:t>
       </w:r>
     </w:p>
     <w:p>
@@ -1700,8 +2109,13 @@
           <w:bCs/>
         </w:rPr>
       </w:pPr>
-      <w:r>
-        <w:t>main() function where programs start execution.</w:t>
+      <w:proofErr w:type="gramStart"/>
+      <w:r>
+        <w:t>main(</w:t>
+      </w:r>
+      <w:proofErr w:type="gramEnd"/>
+      <w:r>
+        <w:t>) function where programs start execution.</w:t>
       </w:r>
     </w:p>
     <w:p>
@@ -1751,8 +2165,13 @@
           <w:bCs/>
         </w:rPr>
       </w:pPr>
-      <w:r>
-        <w:t xml:space="preserve">Example :- </w:t>
+      <w:proofErr w:type="gramStart"/>
+      <w:r>
+        <w:t>Example :</w:t>
+      </w:r>
+      <w:proofErr w:type="gramEnd"/>
+      <w:r>
+        <w:t xml:space="preserve">- </w:t>
       </w:r>
     </w:p>
     <w:p>
@@ -1762,8 +2181,13 @@
         <w:ind w:left="1800"/>
       </w:pPr>
       <w:r>
-        <w:t>Int main(){</w:t>
-      </w:r>
+        <w:t xml:space="preserve">Int </w:t>
+      </w:r>
+      <w:proofErr w:type="gramStart"/>
+      <w:r>
+        <w:t>main(){</w:t>
+      </w:r>
+      <w:proofErr w:type="gramEnd"/>
       <w:r>
         <w:t xml:space="preserve"> </w:t>
       </w:r>
@@ -1802,12 +2226,21 @@
           <w:bCs/>
         </w:rPr>
       </w:pPr>
-      <w:r>
-        <w:rPr>
-          <w:b/>
-          <w:bCs/>
-        </w:rPr>
-        <w:t>Comments :-</w:t>
+      <w:proofErr w:type="gramStart"/>
+      <w:r>
+        <w:rPr>
+          <w:b/>
+          <w:bCs/>
+        </w:rPr>
+        <w:t>Comments :</w:t>
+      </w:r>
+      <w:proofErr w:type="gramEnd"/>
+      <w:r>
+        <w:rPr>
+          <w:b/>
+          <w:bCs/>
+        </w:rPr>
+        <w:t>-</w:t>
       </w:r>
     </w:p>
     <w:p>
@@ -1841,7 +2274,15 @@
         </w:rPr>
       </w:pPr>
       <w:r>
-        <w:t>There are two types of comments :-</w:t>
+        <w:t xml:space="preserve">There are two types of </w:t>
+      </w:r>
+      <w:proofErr w:type="gramStart"/>
+      <w:r>
+        <w:t>comments :</w:t>
+      </w:r>
+      <w:proofErr w:type="gramEnd"/>
+      <w:r>
+        <w:t>-</w:t>
       </w:r>
     </w:p>
     <w:p>
@@ -1891,8 +2332,13 @@
           <w:bCs/>
         </w:rPr>
       </w:pPr>
-      <w:r>
-        <w:t>Example :-</w:t>
+      <w:proofErr w:type="gramStart"/>
+      <w:r>
+        <w:t>Example :</w:t>
+      </w:r>
+      <w:proofErr w:type="gramEnd"/>
+      <w:r>
+        <w:t>-</w:t>
       </w:r>
     </w:p>
     <w:p>
@@ -1954,7 +2400,23 @@
           <w:b/>
           <w:bCs/>
         </w:rPr>
-        <w:t>Data Types and Variables :-</w:t>
+        <w:t xml:space="preserve">Data Types and </w:t>
+      </w:r>
+      <w:proofErr w:type="gramStart"/>
+      <w:r>
+        <w:rPr>
+          <w:b/>
+          <w:bCs/>
+        </w:rPr>
+        <w:t>Variables :</w:t>
+      </w:r>
+      <w:proofErr w:type="gramEnd"/>
+      <w:r>
+        <w:rPr>
+          <w:b/>
+          <w:bCs/>
+        </w:rPr>
+        <w:t>-</w:t>
       </w:r>
     </w:p>
     <w:p>
@@ -1988,7 +2450,15 @@
         </w:rPr>
       </w:pPr>
       <w:r>
-        <w:t>Common data types :-</w:t>
+        <w:t xml:space="preserve">Common data </w:t>
+      </w:r>
+      <w:proofErr w:type="gramStart"/>
+      <w:r>
+        <w:t>types :</w:t>
+      </w:r>
+      <w:proofErr w:type="gramEnd"/>
+      <w:r>
+        <w:t>-</w:t>
       </w:r>
     </w:p>
     <w:p>
@@ -2064,8 +2534,13 @@
         </w:numPr>
         <w:spacing w:line="360" w:lineRule="auto"/>
       </w:pPr>
-      <w:r>
-        <w:t>Example :-</w:t>
+      <w:proofErr w:type="gramStart"/>
+      <w:r>
+        <w:t>Example :</w:t>
+      </w:r>
+      <w:proofErr w:type="gramEnd"/>
+      <w:r>
+        <w:t>-</w:t>
       </w:r>
     </w:p>
     <w:p>
@@ -2176,12 +2651,21 @@
           <w:szCs w:val="28"/>
         </w:rPr>
       </w:pPr>
-      <w:r>
-        <w:rPr>
-          <w:b/>
-          <w:bCs/>
-        </w:rPr>
-        <w:t>Input :-</w:t>
+      <w:proofErr w:type="gramStart"/>
+      <w:r>
+        <w:rPr>
+          <w:b/>
+          <w:bCs/>
+        </w:rPr>
+        <w:t>Input :</w:t>
+      </w:r>
+      <w:proofErr w:type="gramEnd"/>
+      <w:r>
+        <w:rPr>
+          <w:b/>
+          <w:bCs/>
+        </w:rPr>
+        <w:t>-</w:t>
       </w:r>
     </w:p>
     <w:p>
@@ -2246,12 +2730,21 @@
           <w:bCs/>
         </w:rPr>
       </w:pPr>
-      <w:r>
-        <w:rPr>
-          <w:b/>
-          <w:bCs/>
-        </w:rPr>
-        <w:t>Output :-</w:t>
+      <w:proofErr w:type="gramStart"/>
+      <w:r>
+        <w:rPr>
+          <w:b/>
+          <w:bCs/>
+        </w:rPr>
+        <w:t>Output :</w:t>
+      </w:r>
+      <w:proofErr w:type="gramEnd"/>
+      <w:r>
+        <w:rPr>
+          <w:b/>
+          <w:bCs/>
+        </w:rPr>
+        <w:t>-</w:t>
       </w:r>
     </w:p>
     <w:p>
@@ -2358,7 +2851,23 @@
           <w:b/>
           <w:bCs/>
         </w:rPr>
-        <w:t>Arithmetic Operator :-</w:t>
+        <w:t xml:space="preserve">Arithmetic </w:t>
+      </w:r>
+      <w:proofErr w:type="gramStart"/>
+      <w:r>
+        <w:rPr>
+          <w:b/>
+          <w:bCs/>
+        </w:rPr>
+        <w:t>Operator :</w:t>
+      </w:r>
+      <w:proofErr w:type="gramEnd"/>
+      <w:r>
+        <w:rPr>
+          <w:b/>
+          <w:bCs/>
+        </w:rPr>
+        <w:t>-</w:t>
       </w:r>
     </w:p>
     <w:tbl>
@@ -2779,7 +3288,23 @@
           <w:b/>
           <w:bCs/>
         </w:rPr>
-        <w:t>Relational Operator :-</w:t>
+        <w:t xml:space="preserve">Relational </w:t>
+      </w:r>
+      <w:proofErr w:type="gramStart"/>
+      <w:r>
+        <w:rPr>
+          <w:b/>
+          <w:bCs/>
+        </w:rPr>
+        <w:t>Operator :</w:t>
+      </w:r>
+      <w:proofErr w:type="gramEnd"/>
+      <w:r>
+        <w:rPr>
+          <w:b/>
+          <w:bCs/>
+        </w:rPr>
+        <w:t>-</w:t>
       </w:r>
     </w:p>
     <w:tbl>
@@ -3282,7 +3807,23 @@
           <w:b/>
           <w:bCs/>
         </w:rPr>
-        <w:t>Logical Operator :-</w:t>
+        <w:t xml:space="preserve">Logical </w:t>
+      </w:r>
+      <w:proofErr w:type="gramStart"/>
+      <w:r>
+        <w:rPr>
+          <w:b/>
+          <w:bCs/>
+        </w:rPr>
+        <w:t>Operator :</w:t>
+      </w:r>
+      <w:proofErr w:type="gramEnd"/>
+      <w:r>
+        <w:rPr>
+          <w:b/>
+          <w:bCs/>
+        </w:rPr>
+        <w:t>-</w:t>
       </w:r>
     </w:p>
     <w:tbl>
@@ -3476,7 +4017,15 @@
               <w:spacing w:line="360" w:lineRule="auto"/>
             </w:pPr>
             <w:r>
-              <w:t>If one condition are true than true otherwise false</w:t>
+              <w:t xml:space="preserve">If one condition </w:t>
+            </w:r>
+            <w:proofErr w:type="gramStart"/>
+            <w:r>
+              <w:t>are</w:t>
+            </w:r>
+            <w:proofErr w:type="gramEnd"/>
+            <w:r>
+              <w:t xml:space="preserve"> true than true otherwise false</w:t>
             </w:r>
           </w:p>
         </w:tc>
@@ -3584,7 +4133,23 @@
           <w:bCs/>
         </w:rPr>
         <w:lastRenderedPageBreak/>
-        <w:t>Assignment Operator :-</w:t>
+        <w:t xml:space="preserve">Assignment </w:t>
+      </w:r>
+      <w:proofErr w:type="gramStart"/>
+      <w:r>
+        <w:rPr>
+          <w:b/>
+          <w:bCs/>
+        </w:rPr>
+        <w:t>Operator :</w:t>
+      </w:r>
+      <w:proofErr w:type="gramEnd"/>
+      <w:r>
+        <w:rPr>
+          <w:b/>
+          <w:bCs/>
+        </w:rPr>
+        <w:t>-</w:t>
       </w:r>
     </w:p>
     <w:tbl>
@@ -3811,8 +4376,13 @@
               <w:jc w:val="center"/>
             </w:pPr>
             <w:r>
-              <w:t>Add and Assign</w:t>
-            </w:r>
+              <w:t xml:space="preserve">Add and </w:t>
+            </w:r>
+            <w:proofErr w:type="gramStart"/>
+            <w:r>
+              <w:t>Assign</w:t>
+            </w:r>
+            <w:proofErr w:type="gramEnd"/>
           </w:p>
         </w:tc>
         <w:tc>
@@ -3885,8 +4455,13 @@
               <w:jc w:val="center"/>
             </w:pPr>
             <w:r>
-              <w:t>Subtract and Assign</w:t>
-            </w:r>
+              <w:t xml:space="preserve">Subtract and </w:t>
+            </w:r>
+            <w:proofErr w:type="gramStart"/>
+            <w:r>
+              <w:t>Assign</w:t>
+            </w:r>
+            <w:proofErr w:type="gramEnd"/>
           </w:p>
         </w:tc>
         <w:tc>
@@ -4033,8 +4608,13 @@
               <w:jc w:val="center"/>
             </w:pPr>
             <w:r>
-              <w:t>Divide and Assign</w:t>
-            </w:r>
+              <w:t xml:space="preserve">Divide and </w:t>
+            </w:r>
+            <w:proofErr w:type="gramStart"/>
+            <w:r>
+              <w:t>Assign</w:t>
+            </w:r>
+            <w:proofErr w:type="gramEnd"/>
           </w:p>
         </w:tc>
         <w:tc>
@@ -4182,14 +4762,30 @@
           <w:b/>
           <w:bCs/>
         </w:rPr>
-        <w:t>Increment/Decrement Operators </w:t>
-      </w:r>
-      <w:r>
-        <w:rPr>
-          <w:b/>
-          <w:bCs/>
-        </w:rPr>
-        <w:t>:-</w:t>
+        <w:t xml:space="preserve">Increment/Decrement </w:t>
+      </w:r>
+      <w:proofErr w:type="gramStart"/>
+      <w:r>
+        <w:rPr>
+          <w:b/>
+          <w:bCs/>
+        </w:rPr>
+        <w:t>Operators </w:t>
+      </w:r>
+      <w:r>
+        <w:rPr>
+          <w:b/>
+          <w:bCs/>
+        </w:rPr>
+        <w:t>:</w:t>
+      </w:r>
+      <w:proofErr w:type="gramEnd"/>
+      <w:r>
+        <w:rPr>
+          <w:b/>
+          <w:bCs/>
+        </w:rPr>
+        <w:t>-</w:t>
       </w:r>
     </w:p>
     <w:tbl>
@@ -4445,7 +5041,23 @@
           <w:b/>
           <w:bCs/>
         </w:rPr>
-        <w:t>Bitwise Operator :-</w:t>
+        <w:t xml:space="preserve">Bitwise </w:t>
+      </w:r>
+      <w:proofErr w:type="gramStart"/>
+      <w:r>
+        <w:rPr>
+          <w:b/>
+          <w:bCs/>
+        </w:rPr>
+        <w:t>Operator :</w:t>
+      </w:r>
+      <w:proofErr w:type="gramEnd"/>
+      <w:r>
+        <w:rPr>
+          <w:b/>
+          <w:bCs/>
+        </w:rPr>
+        <w:t>-</w:t>
       </w:r>
     </w:p>
     <w:tbl>
@@ -4830,7 +5442,23 @@
           <w:b/>
           <w:bCs/>
         </w:rPr>
-        <w:t>Conditional Operators :-</w:t>
+        <w:t xml:space="preserve">Conditional </w:t>
+      </w:r>
+      <w:proofErr w:type="gramStart"/>
+      <w:r>
+        <w:rPr>
+          <w:b/>
+          <w:bCs/>
+        </w:rPr>
+        <w:t>Operators :</w:t>
+      </w:r>
+      <w:proofErr w:type="gramEnd"/>
+      <w:r>
+        <w:rPr>
+          <w:b/>
+          <w:bCs/>
+        </w:rPr>
+        <w:t>-</w:t>
       </w:r>
     </w:p>
     <w:tbl>
@@ -4986,8 +5614,21 @@
             <w:pPr>
               <w:spacing w:line="360" w:lineRule="auto"/>
             </w:pPr>
-            <w:r>
-              <w:t>condition ? expression1 : expression2</w:t>
+            <w:proofErr w:type="gramStart"/>
+            <w:r>
+              <w:t>condition ?</w:t>
+            </w:r>
+            <w:proofErr w:type="gramEnd"/>
+            <w:r>
+              <w:t xml:space="preserve"> expression</w:t>
+            </w:r>
+            <w:proofErr w:type="gramStart"/>
+            <w:r>
+              <w:t>1 :</w:t>
+            </w:r>
+            <w:proofErr w:type="gramEnd"/>
+            <w:r>
+              <w:t xml:space="preserve"> expression2</w:t>
             </w:r>
           </w:p>
         </w:tc>
@@ -5014,7 +5655,15 @@
               <w:jc w:val="center"/>
             </w:pPr>
             <w:r>
-              <w:t>Result = (marks &gt;=60)? ‘pass’ : ‘fail’</w:t>
+              <w:t>Result = (marks &gt;=60)? ‘pass</w:t>
+            </w:r>
+            <w:proofErr w:type="gramStart"/>
+            <w:r>
+              <w:t>’ :</w:t>
+            </w:r>
+            <w:proofErr w:type="gramEnd"/>
+            <w:r>
+              <w:t xml:space="preserve"> ‘fail’</w:t>
             </w:r>
           </w:p>
         </w:tc>
@@ -5077,12 +5726,21 @@
           <w:bCs/>
         </w:rPr>
       </w:pPr>
-      <w:r>
-        <w:rPr>
-          <w:b/>
-          <w:bCs/>
-        </w:rPr>
-        <w:t>Input :-</w:t>
+      <w:proofErr w:type="gramStart"/>
+      <w:r>
+        <w:rPr>
+          <w:b/>
+          <w:bCs/>
+        </w:rPr>
+        <w:t>Input :</w:t>
+      </w:r>
+      <w:proofErr w:type="gramEnd"/>
+      <w:r>
+        <w:rPr>
+          <w:b/>
+          <w:bCs/>
+        </w:rPr>
+        <w:t>-</w:t>
       </w:r>
     </w:p>
     <w:p>
@@ -5147,6 +5805,7 @@
           <w:bCs/>
         </w:rPr>
       </w:pPr>
+      <w:proofErr w:type="gramStart"/>
       <w:r>
         <w:rPr>
           <w:b/>
@@ -5154,6 +5813,7 @@
         </w:rPr>
         <w:t>Output:-</w:t>
       </w:r>
+      <w:proofErr w:type="gramEnd"/>
     </w:p>
     <w:p>
       <w:pPr>
@@ -5248,7 +5908,23 @@
           <w:b/>
           <w:bCs/>
         </w:rPr>
-        <w:t>Decision making statement :-</w:t>
+        <w:t xml:space="preserve">Decision making </w:t>
+      </w:r>
+      <w:proofErr w:type="gramStart"/>
+      <w:r>
+        <w:rPr>
+          <w:b/>
+          <w:bCs/>
+        </w:rPr>
+        <w:t>statement :</w:t>
+      </w:r>
+      <w:proofErr w:type="gramEnd"/>
+      <w:r>
+        <w:rPr>
+          <w:b/>
+          <w:bCs/>
+        </w:rPr>
+        <w:t>-</w:t>
       </w:r>
     </w:p>
     <w:p>
@@ -5269,7 +5945,23 @@
           <w:b/>
           <w:bCs/>
         </w:rPr>
-        <w:t>If Statement :-</w:t>
+        <w:t xml:space="preserve">If </w:t>
+      </w:r>
+      <w:proofErr w:type="gramStart"/>
+      <w:r>
+        <w:rPr>
+          <w:b/>
+          <w:bCs/>
+        </w:rPr>
+        <w:t>Statement :</w:t>
+      </w:r>
+      <w:proofErr w:type="gramEnd"/>
+      <w:r>
+        <w:rPr>
+          <w:b/>
+          <w:bCs/>
+        </w:rPr>
+        <w:t>-</w:t>
       </w:r>
     </w:p>
     <w:p>
@@ -5302,8 +5994,13 @@
           <w:bCs/>
         </w:rPr>
       </w:pPr>
-      <w:r>
-        <w:t>Example :-</w:t>
+      <w:proofErr w:type="gramStart"/>
+      <w:r>
+        <w:t>Example :</w:t>
+      </w:r>
+      <w:proofErr w:type="gramEnd"/>
+      <w:r>
+        <w:t>-</w:t>
       </w:r>
     </w:p>
     <w:p>
@@ -5313,8 +6010,13 @@
         <w:ind w:left="1440"/>
       </w:pPr>
       <w:r>
-        <w:t>If(age&gt;18){</w:t>
-      </w:r>
+        <w:t>If(age&gt;</w:t>
+      </w:r>
+      <w:proofErr w:type="gramStart"/>
+      <w:r>
+        <w:t>18){</w:t>
+      </w:r>
+      <w:proofErr w:type="gramEnd"/>
     </w:p>
     <w:p>
       <w:pPr>
@@ -5326,12 +6028,17 @@
         <w:tab/>
       </w:r>
       <w:proofErr w:type="spellStart"/>
+      <w:proofErr w:type="gramStart"/>
       <w:r>
         <w:t>Printf</w:t>
       </w:r>
       <w:proofErr w:type="spellEnd"/>
       <w:r>
-        <w:t>(“eligible for voting”);</w:t>
+        <w:t>(</w:t>
+      </w:r>
+      <w:proofErr w:type="gramEnd"/>
+      <w:r>
+        <w:t>“eligible for voting”);</w:t>
       </w:r>
     </w:p>
     <w:p>
@@ -5363,7 +6070,23 @@
           <w:bCs/>
         </w:rPr>
         <w:lastRenderedPageBreak/>
-        <w:t>If-else Statement :-</w:t>
+        <w:t xml:space="preserve">If-else </w:t>
+      </w:r>
+      <w:proofErr w:type="gramStart"/>
+      <w:r>
+        <w:rPr>
+          <w:b/>
+          <w:bCs/>
+        </w:rPr>
+        <w:t>Statement :</w:t>
+      </w:r>
+      <w:proofErr w:type="gramEnd"/>
+      <w:r>
+        <w:rPr>
+          <w:b/>
+          <w:bCs/>
+        </w:rPr>
+        <w:t>-</w:t>
       </w:r>
     </w:p>
     <w:p>
@@ -5413,8 +6136,13 @@
           <w:bCs/>
         </w:rPr>
       </w:pPr>
-      <w:r>
-        <w:t>Example :-</w:t>
+      <w:proofErr w:type="gramStart"/>
+      <w:r>
+        <w:t>Example :</w:t>
+      </w:r>
+      <w:proofErr w:type="gramEnd"/>
+      <w:r>
+        <w:t>-</w:t>
       </w:r>
     </w:p>
     <w:p>
@@ -5424,8 +6152,13 @@
         <w:ind w:left="1800"/>
       </w:pPr>
       <w:r>
-        <w:t>If(age&gt;=18){</w:t>
-      </w:r>
+        <w:t>If(age&gt;=</w:t>
+      </w:r>
+      <w:proofErr w:type="gramStart"/>
+      <w:r>
+        <w:t>18){</w:t>
+      </w:r>
+      <w:proofErr w:type="gramEnd"/>
     </w:p>
     <w:p>
       <w:pPr>
@@ -5437,12 +6170,17 @@
         <w:tab/>
       </w:r>
       <w:proofErr w:type="spellStart"/>
+      <w:proofErr w:type="gramStart"/>
       <w:r>
         <w:t>Printf</w:t>
       </w:r>
       <w:proofErr w:type="spellEnd"/>
       <w:r>
-        <w:t>(“Eligible for voting”);</w:t>
+        <w:t>(</w:t>
+      </w:r>
+      <w:proofErr w:type="gramEnd"/>
+      <w:r>
+        <w:t>“Eligible for voting”);</w:t>
       </w:r>
     </w:p>
     <w:p>
@@ -5451,8 +6189,13 @@
         <w:spacing w:line="360" w:lineRule="auto"/>
         <w:ind w:left="1800"/>
       </w:pPr>
-      <w:r>
-        <w:t>}else{</w:t>
+      <w:proofErr w:type="gramStart"/>
+      <w:r>
+        <w:t>}else</w:t>
+      </w:r>
+      <w:proofErr w:type="gramEnd"/>
+      <w:r>
+        <w:t>{</w:t>
       </w:r>
     </w:p>
     <w:p>
@@ -5465,12 +6208,17 @@
         <w:tab/>
       </w:r>
       <w:proofErr w:type="spellStart"/>
+      <w:proofErr w:type="gramStart"/>
       <w:r>
         <w:t>Printf</w:t>
       </w:r>
       <w:proofErr w:type="spellEnd"/>
       <w:r>
-        <w:t>(“Not Eligible for voting”);</w:t>
+        <w:t>(</w:t>
+      </w:r>
+      <w:proofErr w:type="gramEnd"/>
+      <w:r>
+        <w:t>“Not Eligible for voting”);</w:t>
       </w:r>
     </w:p>
     <w:p>
@@ -5501,7 +6249,23 @@
           <w:b/>
           <w:bCs/>
         </w:rPr>
-        <w:t>Nested if-else :-</w:t>
+        <w:t>Nested if-</w:t>
+      </w:r>
+      <w:proofErr w:type="gramStart"/>
+      <w:r>
+        <w:rPr>
+          <w:b/>
+          <w:bCs/>
+        </w:rPr>
+        <w:t>else :</w:t>
+      </w:r>
+      <w:proofErr w:type="gramEnd"/>
+      <w:r>
+        <w:rPr>
+          <w:b/>
+          <w:bCs/>
+        </w:rPr>
+        <w:t>-</w:t>
       </w:r>
     </w:p>
     <w:p>
@@ -5551,8 +6315,13 @@
           <w:bCs/>
         </w:rPr>
       </w:pPr>
-      <w:r>
-        <w:t>Example :-</w:t>
+      <w:proofErr w:type="gramStart"/>
+      <w:r>
+        <w:t>Example :</w:t>
+      </w:r>
+      <w:proofErr w:type="gramEnd"/>
+      <w:r>
+        <w:t>-</w:t>
       </w:r>
     </w:p>
     <w:p>
@@ -5562,8 +6331,13 @@
         <w:ind w:left="1800"/>
       </w:pPr>
       <w:r>
-        <w:t>If(marks&gt;=90){</w:t>
-      </w:r>
+        <w:t>If(marks&gt;=</w:t>
+      </w:r>
+      <w:proofErr w:type="gramStart"/>
+      <w:r>
+        <w:t>90){</w:t>
+      </w:r>
+      <w:proofErr w:type="gramEnd"/>
     </w:p>
     <w:p>
       <w:pPr>
@@ -5575,12 +6349,17 @@
         <w:tab/>
       </w:r>
       <w:proofErr w:type="spellStart"/>
+      <w:proofErr w:type="gramStart"/>
       <w:r>
         <w:t>Printf</w:t>
       </w:r>
       <w:proofErr w:type="spellEnd"/>
       <w:r>
-        <w:t>(“Grade A”);</w:t>
+        <w:t>(</w:t>
+      </w:r>
+      <w:proofErr w:type="gramEnd"/>
+      <w:r>
+        <w:t>“Grade A”);</w:t>
       </w:r>
     </w:p>
     <w:p>
@@ -5589,9 +6368,19 @@
         <w:spacing w:line="360" w:lineRule="auto"/>
         <w:ind w:left="1800"/>
       </w:pPr>
-      <w:r>
-        <w:t>}else if(marks&gt;=75){</w:t>
-      </w:r>
+      <w:proofErr w:type="gramStart"/>
+      <w:r>
+        <w:t>}else</w:t>
+      </w:r>
+      <w:proofErr w:type="gramEnd"/>
+      <w:r>
+        <w:t xml:space="preserve"> if(marks&gt;=</w:t>
+      </w:r>
+      <w:proofErr w:type="gramStart"/>
+      <w:r>
+        <w:t>75){</w:t>
+      </w:r>
+      <w:proofErr w:type="gramEnd"/>
     </w:p>
     <w:p>
       <w:pPr>
@@ -5603,12 +6392,17 @@
         <w:tab/>
       </w:r>
       <w:proofErr w:type="spellStart"/>
+      <w:proofErr w:type="gramStart"/>
       <w:r>
         <w:t>Printf</w:t>
       </w:r>
       <w:proofErr w:type="spellEnd"/>
       <w:r>
-        <w:t>(“Grade B”);</w:t>
+        <w:t>(</w:t>
+      </w:r>
+      <w:proofErr w:type="gramEnd"/>
+      <w:r>
+        <w:t>“Grade B”);</w:t>
       </w:r>
     </w:p>
     <w:p>
@@ -5617,8 +6411,13 @@
         <w:spacing w:line="360" w:lineRule="auto"/>
         <w:ind w:left="1800"/>
       </w:pPr>
-      <w:r>
-        <w:t>}else{</w:t>
+      <w:proofErr w:type="gramStart"/>
+      <w:r>
+        <w:t>}else</w:t>
+      </w:r>
+      <w:proofErr w:type="gramEnd"/>
+      <w:r>
+        <w:t>{</w:t>
       </w:r>
     </w:p>
     <w:p>
@@ -5631,12 +6430,17 @@
         <w:tab/>
       </w:r>
       <w:proofErr w:type="spellStart"/>
+      <w:proofErr w:type="gramStart"/>
       <w:r>
         <w:t>Printf</w:t>
       </w:r>
       <w:proofErr w:type="spellEnd"/>
       <w:r>
-        <w:t>(“Grade C”);</w:t>
+        <w:t>(</w:t>
+      </w:r>
+      <w:proofErr w:type="gramEnd"/>
+      <w:r>
+        <w:t>“Grade C”);</w:t>
       </w:r>
     </w:p>
     <w:p>
@@ -5667,7 +6471,23 @@
           <w:b/>
           <w:bCs/>
         </w:rPr>
-        <w:t>Switch Statement :-</w:t>
+        <w:t xml:space="preserve">Switch </w:t>
+      </w:r>
+      <w:proofErr w:type="gramStart"/>
+      <w:r>
+        <w:rPr>
+          <w:b/>
+          <w:bCs/>
+        </w:rPr>
+        <w:t>Statement :</w:t>
+      </w:r>
+      <w:proofErr w:type="gramEnd"/>
+      <w:r>
+        <w:rPr>
+          <w:b/>
+          <w:bCs/>
+        </w:rPr>
+        <w:t>-</w:t>
       </w:r>
     </w:p>
     <w:p>
@@ -5717,8 +6537,13 @@
           <w:bCs/>
         </w:rPr>
       </w:pPr>
-      <w:r>
-        <w:t>Example :-</w:t>
+      <w:proofErr w:type="gramStart"/>
+      <w:r>
+        <w:t>Example :</w:t>
+      </w:r>
+      <w:proofErr w:type="gramEnd"/>
+      <w:r>
+        <w:t>-</w:t>
       </w:r>
     </w:p>
     <w:p>
@@ -5728,8 +6553,13 @@
         <w:ind w:left="1800"/>
       </w:pPr>
       <w:r>
-        <w:t>Switch(day){</w:t>
-      </w:r>
+        <w:t>Switch(day</w:t>
+      </w:r>
+      <w:proofErr w:type="gramStart"/>
+      <w:r>
+        <w:t>){</w:t>
+      </w:r>
+      <w:proofErr w:type="gramEnd"/>
     </w:p>
     <w:p>
       <w:pPr>
@@ -5834,12 +6664,17 @@
         <w:t xml:space="preserve">        </w:t>
       </w:r>
       <w:proofErr w:type="spellStart"/>
+      <w:proofErr w:type="gramStart"/>
       <w:r>
         <w:t>Printf</w:t>
       </w:r>
       <w:proofErr w:type="spellEnd"/>
       <w:r>
-        <w:t>(“Invalid Day”);</w:t>
+        <w:t>(</w:t>
+      </w:r>
+      <w:proofErr w:type="gramEnd"/>
+      <w:r>
+        <w:t>“Invalid Day”);</w:t>
       </w:r>
     </w:p>
     <w:p>
@@ -5896,11 +6731,16 @@
         <w:spacing w:line="360" w:lineRule="auto"/>
       </w:pPr>
       <w:r>
-        <w:t>Here’s the below the difference</w:t>
+        <w:t xml:space="preserve">Here’s the below the </w:t>
+      </w:r>
+      <w:proofErr w:type="gramStart"/>
+      <w:r>
+        <w:t>difference</w:t>
       </w:r>
       <w:r>
         <w:t>:-</w:t>
       </w:r>
+      <w:proofErr w:type="gramEnd"/>
     </w:p>
     <w:tbl>
       <w:tblPr>
@@ -6326,9 +7166,11 @@
               <w:spacing w:line="360" w:lineRule="auto"/>
               <w:ind w:left="0"/>
             </w:pPr>
+            <w:proofErr w:type="gramStart"/>
             <w:r>
               <w:t>For(</w:t>
             </w:r>
+            <w:proofErr w:type="gramEnd"/>
             <w:r>
               <w:t>Initialization</w:t>
             </w:r>
@@ -6348,7 +7190,15 @@
               <w:ind w:left="0"/>
             </w:pPr>
             <w:r>
-              <w:t>Do { } while(condition)</w:t>
+              <w:t xml:space="preserve">Do </w:t>
+            </w:r>
+            <w:proofErr w:type="gramStart"/>
+            <w:r>
+              <w:t>{ }</w:t>
+            </w:r>
+            <w:proofErr w:type="gramEnd"/>
+            <w:r>
+              <w:t xml:space="preserve"> while(condition)</w:t>
             </w:r>
           </w:p>
         </w:tc>
@@ -6377,7 +7227,23 @@
           <w:b/>
           <w:bCs/>
         </w:rPr>
-        <w:t>Scenario and most appropriate loop :-</w:t>
+        <w:t xml:space="preserve">Scenario and most appropriate </w:t>
+      </w:r>
+      <w:proofErr w:type="gramStart"/>
+      <w:r>
+        <w:rPr>
+          <w:b/>
+          <w:bCs/>
+        </w:rPr>
+        <w:t>loop :</w:t>
+      </w:r>
+      <w:proofErr w:type="gramEnd"/>
+      <w:r>
+        <w:rPr>
+          <w:b/>
+          <w:bCs/>
+        </w:rPr>
+        <w:t>-</w:t>
       </w:r>
     </w:p>
     <w:p>
@@ -6390,7 +7256,15 @@
         <w:spacing w:line="360" w:lineRule="auto"/>
       </w:pPr>
       <w:r>
-        <w:t>While loop :-</w:t>
+        <w:t xml:space="preserve">While </w:t>
+      </w:r>
+      <w:proofErr w:type="gramStart"/>
+      <w:r>
+        <w:t>loop :</w:t>
+      </w:r>
+      <w:proofErr w:type="gramEnd"/>
+      <w:r>
+        <w:t>-</w:t>
       </w:r>
     </w:p>
     <w:p>
@@ -6402,8 +7276,13 @@
         </w:numPr>
         <w:spacing w:line="360" w:lineRule="auto"/>
       </w:pPr>
-      <w:r>
-        <w:t>Scenario :-</w:t>
+      <w:proofErr w:type="gramStart"/>
+      <w:r>
+        <w:t>Scenario :</w:t>
+      </w:r>
+      <w:proofErr w:type="gramEnd"/>
+      <w:r>
+        <w:t>-</w:t>
       </w:r>
     </w:p>
     <w:p>
@@ -6442,7 +7321,15 @@
         <w:spacing w:line="360" w:lineRule="auto"/>
       </w:pPr>
       <w:r>
-        <w:t>For loop :-</w:t>
+        <w:t xml:space="preserve">For </w:t>
+      </w:r>
+      <w:proofErr w:type="gramStart"/>
+      <w:r>
+        <w:t>loop :</w:t>
+      </w:r>
+      <w:proofErr w:type="gramEnd"/>
+      <w:r>
+        <w:t>-</w:t>
       </w:r>
     </w:p>
     <w:p>
@@ -6454,8 +7341,13 @@
         </w:numPr>
         <w:spacing w:line="360" w:lineRule="auto"/>
       </w:pPr>
-      <w:r>
-        <w:t>Scenario :-</w:t>
+      <w:proofErr w:type="gramStart"/>
+      <w:r>
+        <w:t>Scenario :</w:t>
+      </w:r>
+      <w:proofErr w:type="gramEnd"/>
+      <w:r>
+        <w:t>-</w:t>
       </w:r>
     </w:p>
     <w:p>
@@ -6498,7 +7390,15 @@
         <w:spacing w:line="360" w:lineRule="auto"/>
       </w:pPr>
       <w:r>
-        <w:t>Do While loop :-</w:t>
+        <w:t xml:space="preserve">Do While </w:t>
+      </w:r>
+      <w:proofErr w:type="gramStart"/>
+      <w:r>
+        <w:t>loop :</w:t>
+      </w:r>
+      <w:proofErr w:type="gramEnd"/>
+      <w:r>
+        <w:t>-</w:t>
       </w:r>
     </w:p>
     <w:p>
@@ -6510,8 +7410,13 @@
         </w:numPr>
         <w:spacing w:line="360" w:lineRule="auto"/>
       </w:pPr>
-      <w:r>
-        <w:t>Scenario :-</w:t>
+      <w:proofErr w:type="gramStart"/>
+      <w:r>
+        <w:t>Scenario :</w:t>
+      </w:r>
+      <w:proofErr w:type="gramEnd"/>
+      <w:r>
+        <w:t>-</w:t>
       </w:r>
     </w:p>
     <w:p>
@@ -6578,16 +7483,29 @@
         <w:spacing w:line="360" w:lineRule="auto"/>
       </w:pPr>
       <w:r>
-        <w:t>While loop :-</w:t>
-      </w:r>
-    </w:p>
-    <w:p>
-      <w:pPr>
-        <w:pStyle w:val="ListParagraph"/>
-        <w:spacing w:line="360" w:lineRule="auto"/>
-      </w:pPr>
-      <w:r>
-        <w:t>Input :-</w:t>
+        <w:t xml:space="preserve">While </w:t>
+      </w:r>
+      <w:proofErr w:type="gramStart"/>
+      <w:r>
+        <w:t>loop :</w:t>
+      </w:r>
+      <w:proofErr w:type="gramEnd"/>
+      <w:r>
+        <w:t>-</w:t>
+      </w:r>
+    </w:p>
+    <w:p>
+      <w:pPr>
+        <w:pStyle w:val="ListParagraph"/>
+        <w:spacing w:line="360" w:lineRule="auto"/>
+      </w:pPr>
+      <w:proofErr w:type="gramStart"/>
+      <w:r>
+        <w:t>Input :</w:t>
+      </w:r>
+      <w:proofErr w:type="gramEnd"/>
+      <w:r>
+        <w:t>-</w:t>
       </w:r>
     </w:p>
     <w:p>
@@ -6642,9 +7560,11 @@
         <w:pStyle w:val="ListParagraph"/>
         <w:spacing w:line="360" w:lineRule="auto"/>
       </w:pPr>
+      <w:proofErr w:type="gramStart"/>
       <w:r>
         <w:t>Output:-</w:t>
       </w:r>
+      <w:proofErr w:type="gramEnd"/>
     </w:p>
     <w:p>
       <w:pPr>
@@ -6704,17 +7624,27 @@
       </w:pPr>
       <w:r>
         <w:lastRenderedPageBreak/>
-        <w:t>For loop :-</w:t>
-      </w:r>
-    </w:p>
-    <w:p>
-      <w:pPr>
-        <w:pStyle w:val="ListParagraph"/>
-        <w:spacing w:line="360" w:lineRule="auto"/>
-      </w:pPr>
+        <w:t xml:space="preserve">For </w:t>
+      </w:r>
+      <w:proofErr w:type="gramStart"/>
+      <w:r>
+        <w:t>loop :</w:t>
+      </w:r>
+      <w:proofErr w:type="gramEnd"/>
+      <w:r>
+        <w:t>-</w:t>
+      </w:r>
+    </w:p>
+    <w:p>
+      <w:pPr>
+        <w:pStyle w:val="ListParagraph"/>
+        <w:spacing w:line="360" w:lineRule="auto"/>
+      </w:pPr>
+      <w:proofErr w:type="gramStart"/>
       <w:r>
         <w:t>Input:-</w:t>
       </w:r>
+      <w:proofErr w:type="gramEnd"/>
     </w:p>
     <w:p>
       <w:pPr>
@@ -6768,9 +7698,11 @@
         <w:pStyle w:val="ListParagraph"/>
         <w:spacing w:line="360" w:lineRule="auto"/>
       </w:pPr>
+      <w:proofErr w:type="gramStart"/>
       <w:r>
         <w:t>Output:-</w:t>
       </w:r>
+      <w:proofErr w:type="gramEnd"/>
     </w:p>
     <w:p>
       <w:pPr>
@@ -6829,17 +7761,27 @@
         <w:spacing w:line="360" w:lineRule="auto"/>
       </w:pPr>
       <w:r>
-        <w:t>Do While loop :-</w:t>
-      </w:r>
-    </w:p>
-    <w:p>
-      <w:pPr>
-        <w:pStyle w:val="ListParagraph"/>
-        <w:spacing w:line="360" w:lineRule="auto"/>
-      </w:pPr>
+        <w:t xml:space="preserve">Do While </w:t>
+      </w:r>
+      <w:proofErr w:type="gramStart"/>
+      <w:r>
+        <w:t>loop :</w:t>
+      </w:r>
+      <w:proofErr w:type="gramEnd"/>
+      <w:r>
+        <w:t>-</w:t>
+      </w:r>
+    </w:p>
+    <w:p>
+      <w:pPr>
+        <w:pStyle w:val="ListParagraph"/>
+        <w:spacing w:line="360" w:lineRule="auto"/>
+      </w:pPr>
+      <w:proofErr w:type="gramStart"/>
       <w:r>
         <w:t>Input:-</w:t>
       </w:r>
+      <w:proofErr w:type="gramEnd"/>
     </w:p>
     <w:p>
       <w:pPr>
@@ -6894,9 +7836,11 @@
         <w:pStyle w:val="ListParagraph"/>
         <w:spacing w:line="360" w:lineRule="auto"/>
       </w:pPr>
+      <w:proofErr w:type="gramStart"/>
       <w:r>
         <w:t>Output:-</w:t>
       </w:r>
+      <w:proofErr w:type="gramEnd"/>
     </w:p>
     <w:p>
       <w:pPr>
@@ -6999,7 +7943,15 @@
         </w:rPr>
       </w:pPr>
       <w:r>
-        <w:t>Below the Explanation of each :-</w:t>
+        <w:t xml:space="preserve">Below the Explanation of </w:t>
+      </w:r>
+      <w:proofErr w:type="gramStart"/>
+      <w:r>
+        <w:t>each :</w:t>
+      </w:r>
+      <w:proofErr w:type="gramEnd"/>
+      <w:r>
+        <w:t>-</w:t>
       </w:r>
     </w:p>
     <w:p>
@@ -7020,7 +7972,23 @@
           <w:b/>
           <w:bCs/>
         </w:rPr>
-        <w:t>Break Statement :-</w:t>
+        <w:t xml:space="preserve">Break </w:t>
+      </w:r>
+      <w:proofErr w:type="gramStart"/>
+      <w:r>
+        <w:rPr>
+          <w:b/>
+          <w:bCs/>
+        </w:rPr>
+        <w:t>Statement :</w:t>
+      </w:r>
+      <w:proofErr w:type="gramEnd"/>
+      <w:r>
+        <w:rPr>
+          <w:b/>
+          <w:bCs/>
+        </w:rPr>
+        <w:t>-</w:t>
       </w:r>
     </w:p>
     <w:p>
@@ -7075,14 +8043,35 @@
           <w:b/>
           <w:bCs/>
         </w:rPr>
-        <w:t xml:space="preserve">Where to used :- </w:t>
+        <w:t xml:space="preserve">Where to </w:t>
+      </w:r>
+      <w:proofErr w:type="gramStart"/>
+      <w:r>
+        <w:rPr>
+          <w:b/>
+          <w:bCs/>
+        </w:rPr>
+        <w:t>used :</w:t>
+      </w:r>
+      <w:proofErr w:type="gramEnd"/>
+      <w:r>
+        <w:rPr>
+          <w:b/>
+          <w:bCs/>
+        </w:rPr>
+        <w:t xml:space="preserve">- </w:t>
       </w:r>
       <w:r>
         <w:t xml:space="preserve">for, while, </w:t>
       </w:r>
       <w:proofErr w:type="spellStart"/>
-      <w:r>
-        <w:t>do..while</w:t>
+      <w:proofErr w:type="gramStart"/>
+      <w:r>
+        <w:t>do..</w:t>
+      </w:r>
+      <w:proofErr w:type="gramEnd"/>
+      <w:r>
+        <w:t>while</w:t>
       </w:r>
       <w:proofErr w:type="spellEnd"/>
       <w:r>
@@ -7102,6 +8091,7 @@
           <w:bCs/>
         </w:rPr>
       </w:pPr>
+      <w:proofErr w:type="gramStart"/>
       <w:r>
         <w:rPr>
           <w:b/>
@@ -7109,6 +8099,7 @@
         </w:rPr>
         <w:t>Example :</w:t>
       </w:r>
+      <w:proofErr w:type="gramEnd"/>
       <w:r>
         <w:t>-</w:t>
       </w:r>
@@ -7123,6 +8114,7 @@
           <w:bCs/>
         </w:rPr>
       </w:pPr>
+      <w:proofErr w:type="gramStart"/>
       <w:r>
         <w:rPr>
           <w:b/>
@@ -7130,6 +8122,7 @@
         </w:rPr>
         <w:t>Input:-</w:t>
       </w:r>
+      <w:proofErr w:type="gramEnd"/>
     </w:p>
     <w:p>
       <w:pPr>
@@ -7196,6 +8189,7 @@
           <w:bCs/>
         </w:rPr>
       </w:pPr>
+      <w:proofErr w:type="gramStart"/>
       <w:r>
         <w:rPr>
           <w:b/>
@@ -7203,6 +8197,7 @@
         </w:rPr>
         <w:t>Output:-</w:t>
       </w:r>
+      <w:proofErr w:type="gramEnd"/>
     </w:p>
     <w:p>
       <w:pPr>
@@ -7288,7 +8283,23 @@
           <w:b/>
           <w:bCs/>
         </w:rPr>
-        <w:t>Continue Statement :-</w:t>
+        <w:t xml:space="preserve">Continue </w:t>
+      </w:r>
+      <w:proofErr w:type="gramStart"/>
+      <w:r>
+        <w:rPr>
+          <w:b/>
+          <w:bCs/>
+        </w:rPr>
+        <w:t>Statement :</w:t>
+      </w:r>
+      <w:proofErr w:type="gramEnd"/>
+      <w:r>
+        <w:rPr>
+          <w:b/>
+          <w:bCs/>
+        </w:rPr>
+        <w:t>-</w:t>
       </w:r>
     </w:p>
     <w:p>
@@ -7343,14 +8354,35 @@
           <w:b/>
           <w:bCs/>
         </w:rPr>
-        <w:t xml:space="preserve">Where to used :- </w:t>
+        <w:t xml:space="preserve">Where to </w:t>
+      </w:r>
+      <w:proofErr w:type="gramStart"/>
+      <w:r>
+        <w:rPr>
+          <w:b/>
+          <w:bCs/>
+        </w:rPr>
+        <w:t>used :</w:t>
+      </w:r>
+      <w:proofErr w:type="gramEnd"/>
+      <w:r>
+        <w:rPr>
+          <w:b/>
+          <w:bCs/>
+        </w:rPr>
+        <w:t xml:space="preserve">- </w:t>
       </w:r>
       <w:r>
         <w:t xml:space="preserve">for, while, </w:t>
       </w:r>
       <w:proofErr w:type="spellStart"/>
-      <w:r>
-        <w:t>do..while</w:t>
+      <w:proofErr w:type="gramStart"/>
+      <w:r>
+        <w:t>do..</w:t>
+      </w:r>
+      <w:proofErr w:type="gramEnd"/>
+      <w:r>
+        <w:t>while</w:t>
       </w:r>
       <w:proofErr w:type="spellEnd"/>
       <w:r>
@@ -7370,6 +8402,7 @@
           <w:bCs/>
         </w:rPr>
       </w:pPr>
+      <w:proofErr w:type="gramStart"/>
       <w:r>
         <w:rPr>
           <w:b/>
@@ -7377,6 +8410,7 @@
         </w:rPr>
         <w:t>Example :</w:t>
       </w:r>
+      <w:proofErr w:type="gramEnd"/>
       <w:r>
         <w:t>-</w:t>
       </w:r>
@@ -7391,6 +8425,7 @@
           <w:bCs/>
         </w:rPr>
       </w:pPr>
+      <w:proofErr w:type="gramStart"/>
       <w:r>
         <w:rPr>
           <w:b/>
@@ -7398,6 +8433,7 @@
         </w:rPr>
         <w:t>Input:-</w:t>
       </w:r>
+      <w:proofErr w:type="gramEnd"/>
     </w:p>
     <w:p>
       <w:pPr>
@@ -7463,6 +8499,7 @@
           <w:bCs/>
         </w:rPr>
       </w:pPr>
+      <w:proofErr w:type="gramStart"/>
       <w:r>
         <w:rPr>
           <w:b/>
@@ -7471,6 +8508,7 @@
         <w:lastRenderedPageBreak/>
         <w:t>Output:-</w:t>
       </w:r>
+      <w:proofErr w:type="gramEnd"/>
     </w:p>
     <w:p>
       <w:pPr>
@@ -7556,7 +8594,23 @@
           <w:b/>
           <w:bCs/>
         </w:rPr>
-        <w:t>Goto Statement :-</w:t>
+        <w:t xml:space="preserve">Goto </w:t>
+      </w:r>
+      <w:proofErr w:type="gramStart"/>
+      <w:r>
+        <w:rPr>
+          <w:b/>
+          <w:bCs/>
+        </w:rPr>
+        <w:t>Statement :</w:t>
+      </w:r>
+      <w:proofErr w:type="gramEnd"/>
+      <w:r>
+        <w:rPr>
+          <w:b/>
+          <w:bCs/>
+        </w:rPr>
+        <w:t>-</w:t>
       </w:r>
     </w:p>
     <w:p>
@@ -7589,6 +8643,7 @@
           <w:bCs/>
         </w:rPr>
       </w:pPr>
+      <w:proofErr w:type="gramStart"/>
       <w:r>
         <w:rPr>
           <w:b/>
@@ -7596,6 +8651,7 @@
         </w:rPr>
         <w:t>Example :</w:t>
       </w:r>
+      <w:proofErr w:type="gramEnd"/>
       <w:r>
         <w:t>-</w:t>
       </w:r>
@@ -7610,6 +8666,7 @@
           <w:bCs/>
         </w:rPr>
       </w:pPr>
+      <w:proofErr w:type="gramStart"/>
       <w:r>
         <w:rPr>
           <w:b/>
@@ -7617,6 +8674,7 @@
         </w:rPr>
         <w:t>Input:-</w:t>
       </w:r>
+      <w:proofErr w:type="gramEnd"/>
     </w:p>
     <w:p>
       <w:pPr>
@@ -7682,6 +8740,7 @@
           <w:bCs/>
         </w:rPr>
       </w:pPr>
+      <w:proofErr w:type="gramStart"/>
       <w:r>
         <w:rPr>
           <w:b/>
@@ -7689,6 +8748,7 @@
         </w:rPr>
         <w:t>Output:-</w:t>
       </w:r>
+      <w:proofErr w:type="gramEnd"/>
     </w:p>
     <w:p>
       <w:pPr>
@@ -7813,18 +8873,27 @@
         </w:rPr>
       </w:pPr>
       <w:r>
-        <w:t>Below the Input and output :-</w:t>
-      </w:r>
-    </w:p>
-    <w:p>
-      <w:pPr>
-        <w:pStyle w:val="ListParagraph"/>
-        <w:spacing w:line="360" w:lineRule="auto"/>
-        <w:rPr>
-          <w:b/>
-          <w:bCs/>
-        </w:rPr>
-      </w:pPr>
+        <w:t xml:space="preserve">Below the Input and </w:t>
+      </w:r>
+      <w:proofErr w:type="gramStart"/>
+      <w:r>
+        <w:t>output :</w:t>
+      </w:r>
+      <w:proofErr w:type="gramEnd"/>
+      <w:r>
+        <w:t>-</w:t>
+      </w:r>
+    </w:p>
+    <w:p>
+      <w:pPr>
+        <w:pStyle w:val="ListParagraph"/>
+        <w:spacing w:line="360" w:lineRule="auto"/>
+        <w:rPr>
+          <w:b/>
+          <w:bCs/>
+        </w:rPr>
+      </w:pPr>
+      <w:proofErr w:type="gramStart"/>
       <w:r>
         <w:rPr>
           <w:b/>
@@ -7832,6 +8901,7 @@
         </w:rPr>
         <w:t>Input:-</w:t>
       </w:r>
+      <w:proofErr w:type="gramEnd"/>
     </w:p>
     <w:p>
       <w:pPr>
@@ -7895,6 +8965,7 @@
           <w:bCs/>
         </w:rPr>
       </w:pPr>
+      <w:proofErr w:type="gramStart"/>
       <w:r>
         <w:rPr>
           <w:b/>
@@ -7902,15 +8973,21 @@
         </w:rPr>
         <w:t>Output:-</w:t>
       </w:r>
-    </w:p>
-    <w:p>
-      <w:pPr>
-        <w:pStyle w:val="ListParagraph"/>
-        <w:spacing w:line="360" w:lineRule="auto"/>
-      </w:pPr>
-      <w:r>
-        <w:t>Break Statement Output:-</w:t>
-      </w:r>
+      <w:proofErr w:type="gramEnd"/>
+    </w:p>
+    <w:p>
+      <w:pPr>
+        <w:pStyle w:val="ListParagraph"/>
+        <w:spacing w:line="360" w:lineRule="auto"/>
+      </w:pPr>
+      <w:r>
+        <w:t xml:space="preserve">Break Statement </w:t>
+      </w:r>
+      <w:proofErr w:type="gramStart"/>
+      <w:r>
+        <w:t>Output:-</w:t>
+      </w:r>
+      <w:proofErr w:type="gramEnd"/>
     </w:p>
     <w:p>
       <w:pPr>
@@ -7971,8 +9048,13 @@
         <w:spacing w:line="360" w:lineRule="auto"/>
       </w:pPr>
       <w:r>
-        <w:t>Continue Statement Output:-</w:t>
-      </w:r>
+        <w:t xml:space="preserve">Continue Statement </w:t>
+      </w:r>
+      <w:proofErr w:type="gramStart"/>
+      <w:r>
+        <w:t>Output:-</w:t>
+      </w:r>
+      <w:proofErr w:type="gramEnd"/>
     </w:p>
     <w:p>
       <w:pPr>
@@ -8060,7 +9142,23 @@
         </w:rPr>
       </w:pPr>
       <w:r>
-        <w:t>A functions is a block of code that perform a specific tasks.</w:t>
+        <w:t xml:space="preserve">A </w:t>
+      </w:r>
+      <w:proofErr w:type="gramStart"/>
+      <w:r>
+        <w:t>functions</w:t>
+      </w:r>
+      <w:proofErr w:type="gramEnd"/>
+      <w:r>
+        <w:t xml:space="preserve"> is a block of code that perform a </w:t>
+      </w:r>
+      <w:proofErr w:type="gramStart"/>
+      <w:r>
+        <w:t>specific tasks</w:t>
+      </w:r>
+      <w:proofErr w:type="gramEnd"/>
+      <w:r>
+        <w:t>.</w:t>
       </w:r>
     </w:p>
     <w:p>
@@ -8094,7 +9192,15 @@
         </w:rPr>
       </w:pPr>
       <w:r>
-        <w:t>Every C program has at least one function – main().</w:t>
+        <w:t xml:space="preserve">Every C program has at least one function – </w:t>
+      </w:r>
+      <w:proofErr w:type="gramStart"/>
+      <w:r>
+        <w:t>main(</w:t>
+      </w:r>
+      <w:proofErr w:type="gramEnd"/>
+      <w:r>
+        <w:t>).</w:t>
       </w:r>
     </w:p>
     <w:p>
@@ -8115,7 +9221,23 @@
           <w:b/>
           <w:bCs/>
         </w:rPr>
-        <w:t>Function Declaration :-</w:t>
+        <w:t xml:space="preserve">Function </w:t>
+      </w:r>
+      <w:proofErr w:type="gramStart"/>
+      <w:r>
+        <w:rPr>
+          <w:b/>
+          <w:bCs/>
+        </w:rPr>
+        <w:t>Declaration :</w:t>
+      </w:r>
+      <w:proofErr w:type="gramEnd"/>
+      <w:r>
+        <w:rPr>
+          <w:b/>
+          <w:bCs/>
+        </w:rPr>
+        <w:t>-</w:t>
       </w:r>
     </w:p>
     <w:p>
@@ -8200,7 +9322,15 @@
         </w:rPr>
       </w:pPr>
       <w:r>
-        <w:t>Parameters written before main()</w:t>
+        <w:t xml:space="preserve">Parameters written before </w:t>
+      </w:r>
+      <w:proofErr w:type="gramStart"/>
+      <w:r>
+        <w:t>main(</w:t>
+      </w:r>
+      <w:proofErr w:type="gramEnd"/>
+      <w:r>
+        <w:t>)</w:t>
       </w:r>
     </w:p>
     <w:p>
@@ -8208,12 +9338,21 @@
         <w:spacing w:line="360" w:lineRule="auto"/>
         <w:ind w:left="720"/>
       </w:pPr>
-      <w:r>
-        <w:rPr>
-          <w:b/>
-          <w:bCs/>
-        </w:rPr>
-        <w:t xml:space="preserve">Syntax :- </w:t>
+      <w:proofErr w:type="gramStart"/>
+      <w:r>
+        <w:rPr>
+          <w:b/>
+          <w:bCs/>
+        </w:rPr>
+        <w:t>Syntax :</w:t>
+      </w:r>
+      <w:proofErr w:type="gramEnd"/>
+      <w:r>
+        <w:rPr>
+          <w:b/>
+          <w:bCs/>
+        </w:rPr>
+        <w:t xml:space="preserve">- </w:t>
       </w:r>
       <w:r>
         <w:t xml:space="preserve">return type </w:t>
@@ -8224,7 +9363,15 @@
       </w:r>
       <w:proofErr w:type="spellEnd"/>
       <w:r>
-        <w:t>(p1,p2,p3);</w:t>
+        <w:t>(p</w:t>
+      </w:r>
+      <w:proofErr w:type="gramStart"/>
+      <w:r>
+        <w:t>1,p2,p</w:t>
+      </w:r>
+      <w:proofErr w:type="gramEnd"/>
+      <w:r>
+        <w:t>3);</w:t>
       </w:r>
     </w:p>
     <w:p>
@@ -8232,6 +9379,7 @@
         <w:spacing w:line="360" w:lineRule="auto"/>
         <w:ind w:left="720"/>
       </w:pPr>
+      <w:proofErr w:type="gramStart"/>
       <w:r>
         <w:rPr>
           <w:b/>
@@ -8240,13 +9388,19 @@
         <w:t>Example:</w:t>
       </w:r>
       <w:r>
-        <w:t>- int add(</w:t>
+        <w:t>-</w:t>
+      </w:r>
+      <w:proofErr w:type="gramEnd"/>
+      <w:r>
+        <w:t xml:space="preserve"> int add(</w:t>
       </w:r>
       <w:proofErr w:type="spellStart"/>
+      <w:proofErr w:type="gramStart"/>
       <w:r>
         <w:t>int,int</w:t>
       </w:r>
       <w:proofErr w:type="spellEnd"/>
+      <w:proofErr w:type="gramEnd"/>
       <w:r>
         <w:t>);</w:t>
       </w:r>
@@ -8269,7 +9423,23 @@
           <w:b/>
           <w:bCs/>
         </w:rPr>
-        <w:t>Function Definition :-</w:t>
+        <w:t xml:space="preserve">Function </w:t>
+      </w:r>
+      <w:proofErr w:type="gramStart"/>
+      <w:r>
+        <w:rPr>
+          <w:b/>
+          <w:bCs/>
+        </w:rPr>
+        <w:t>Definition :</w:t>
+      </w:r>
+      <w:proofErr w:type="gramEnd"/>
+      <w:r>
+        <w:rPr>
+          <w:b/>
+          <w:bCs/>
+        </w:rPr>
+        <w:t>-</w:t>
       </w:r>
     </w:p>
     <w:p>
@@ -8303,7 +9473,15 @@
         </w:rPr>
       </w:pPr>
       <w:r>
-        <w:t>Written after main() or before it.</w:t>
+        <w:t xml:space="preserve">Written after </w:t>
+      </w:r>
+      <w:proofErr w:type="gramStart"/>
+      <w:r>
+        <w:t>main(</w:t>
+      </w:r>
+      <w:proofErr w:type="gramEnd"/>
+      <w:r>
+        <w:t>) or before it.</w:t>
       </w:r>
     </w:p>
     <w:p>
@@ -8315,12 +9493,21 @@
           <w:bCs/>
         </w:rPr>
       </w:pPr>
-      <w:r>
-        <w:rPr>
-          <w:b/>
-          <w:bCs/>
-        </w:rPr>
-        <w:t xml:space="preserve">Syntax :- </w:t>
+      <w:proofErr w:type="gramStart"/>
+      <w:r>
+        <w:rPr>
+          <w:b/>
+          <w:bCs/>
+        </w:rPr>
+        <w:t>Syntax :</w:t>
+      </w:r>
+      <w:proofErr w:type="gramEnd"/>
+      <w:r>
+        <w:rPr>
+          <w:b/>
+          <w:bCs/>
+        </w:rPr>
+        <w:t xml:space="preserve">- </w:t>
       </w:r>
     </w:p>
     <w:p>
@@ -8337,8 +9524,13 @@
       </w:r>
       <w:proofErr w:type="spellEnd"/>
       <w:r>
-        <w:t>(parameters){</w:t>
-      </w:r>
+        <w:t>(parameters</w:t>
+      </w:r>
+      <w:proofErr w:type="gramStart"/>
+      <w:r>
+        <w:t>){</w:t>
+      </w:r>
+      <w:proofErr w:type="gramEnd"/>
     </w:p>
     <w:p>
       <w:pPr>
@@ -8368,12 +9560,21 @@
           <w:bCs/>
         </w:rPr>
       </w:pPr>
-      <w:r>
-        <w:rPr>
-          <w:b/>
-          <w:bCs/>
-        </w:rPr>
-        <w:t>Example :-</w:t>
+      <w:proofErr w:type="gramStart"/>
+      <w:r>
+        <w:rPr>
+          <w:b/>
+          <w:bCs/>
+        </w:rPr>
+        <w:t>Example :</w:t>
+      </w:r>
+      <w:proofErr w:type="gramEnd"/>
+      <w:r>
+        <w:rPr>
+          <w:b/>
+          <w:bCs/>
+        </w:rPr>
+        <w:t>-</w:t>
       </w:r>
     </w:p>
     <w:p>
@@ -8388,7 +9589,15 @@
         <w:tab/>
       </w:r>
       <w:r>
-        <w:t>Int add(int</w:t>
+        <w:t xml:space="preserve">Int </w:t>
+      </w:r>
+      <w:proofErr w:type="gramStart"/>
+      <w:r>
+        <w:t>add(</w:t>
+      </w:r>
+      <w:proofErr w:type="gramEnd"/>
+      <w:r>
+        <w:t>int</w:t>
       </w:r>
       <w:r>
         <w:t xml:space="preserve"> a</w:t>
@@ -8403,11 +9612,16 @@
         <w:t>int</w:t>
       </w:r>
       <w:r>
-        <w:t xml:space="preserve"> b</w:t>
+        <w:t xml:space="preserve"> </w:t>
+      </w:r>
+      <w:proofErr w:type="gramStart"/>
+      <w:r>
+        <w:t>b</w:t>
       </w:r>
       <w:r>
         <w:t>){</w:t>
       </w:r>
+      <w:proofErr w:type="gramEnd"/>
     </w:p>
     <w:p>
       <w:pPr>
@@ -8450,7 +9664,23 @@
           <w:bCs/>
         </w:rPr>
         <w:lastRenderedPageBreak/>
-        <w:t>Function call :-</w:t>
+        <w:t xml:space="preserve">Function </w:t>
+      </w:r>
+      <w:proofErr w:type="gramStart"/>
+      <w:r>
+        <w:rPr>
+          <w:b/>
+          <w:bCs/>
+        </w:rPr>
+        <w:t>call :</w:t>
+      </w:r>
+      <w:proofErr w:type="gramEnd"/>
+      <w:r>
+        <w:rPr>
+          <w:b/>
+          <w:bCs/>
+        </w:rPr>
+        <w:t>-</w:t>
       </w:r>
     </w:p>
     <w:p>
@@ -8484,7 +9714,15 @@
         </w:rPr>
       </w:pPr>
       <w:r>
-        <w:t>Can be called from main() or another function</w:t>
+        <w:t xml:space="preserve">Can be called from </w:t>
+      </w:r>
+      <w:proofErr w:type="gramStart"/>
+      <w:r>
+        <w:t>main(</w:t>
+      </w:r>
+      <w:proofErr w:type="gramEnd"/>
+      <w:r>
+        <w:t>) or another function</w:t>
       </w:r>
     </w:p>
     <w:p>
@@ -8496,12 +9734,21 @@
           <w:bCs/>
         </w:rPr>
       </w:pPr>
-      <w:r>
-        <w:rPr>
-          <w:b/>
-          <w:bCs/>
-        </w:rPr>
-        <w:t xml:space="preserve">Syntax:- </w:t>
+      <w:proofErr w:type="gramStart"/>
+      <w:r>
+        <w:rPr>
+          <w:b/>
+          <w:bCs/>
+        </w:rPr>
+        <w:t>Syntax:-</w:t>
+      </w:r>
+      <w:proofErr w:type="gramEnd"/>
+      <w:r>
+        <w:rPr>
+          <w:b/>
+          <w:bCs/>
+        </w:rPr>
+        <w:t xml:space="preserve"> </w:t>
       </w:r>
     </w:p>
     <w:p>
@@ -8527,6 +9774,7 @@
           <w:bCs/>
         </w:rPr>
       </w:pPr>
+      <w:proofErr w:type="gramStart"/>
       <w:r>
         <w:rPr>
           <w:b/>
@@ -8534,6 +9782,7 @@
         </w:rPr>
         <w:t>Example:-</w:t>
       </w:r>
+      <w:proofErr w:type="gramEnd"/>
     </w:p>
     <w:p>
       <w:pPr>
@@ -8543,8 +9792,13 @@
       <w:r>
         <w:t xml:space="preserve">Sum = </w:t>
       </w:r>
-      <w:r>
-        <w:t>Add(10,20);</w:t>
+      <w:proofErr w:type="gramStart"/>
+      <w:r>
+        <w:t>Add(</w:t>
+      </w:r>
+      <w:proofErr w:type="gramEnd"/>
+      <w:r>
+        <w:t>10,20);</w:t>
       </w:r>
     </w:p>
     <w:p>
@@ -8561,7 +9815,23 @@
           <w:b/>
           <w:bCs/>
         </w:rPr>
-        <w:t>Program Example :-</w:t>
+        <w:t xml:space="preserve">Program </w:t>
+      </w:r>
+      <w:proofErr w:type="gramStart"/>
+      <w:r>
+        <w:rPr>
+          <w:b/>
+          <w:bCs/>
+        </w:rPr>
+        <w:t>Example :</w:t>
+      </w:r>
+      <w:proofErr w:type="gramEnd"/>
+      <w:r>
+        <w:rPr>
+          <w:b/>
+          <w:bCs/>
+        </w:rPr>
+        <w:t>-</w:t>
       </w:r>
     </w:p>
     <w:p>
@@ -8573,6 +9843,7 @@
           <w:bCs/>
         </w:rPr>
       </w:pPr>
+      <w:proofErr w:type="gramStart"/>
       <w:r>
         <w:rPr>
           <w:b/>
@@ -8580,6 +9851,7 @@
         </w:rPr>
         <w:t>Input:-</w:t>
       </w:r>
+      <w:proofErr w:type="gramEnd"/>
     </w:p>
     <w:p>
       <w:pPr>
@@ -8637,6 +9909,7 @@
           <w:bCs/>
         </w:rPr>
       </w:pPr>
+      <w:proofErr w:type="gramStart"/>
       <w:r>
         <w:rPr>
           <w:b/>
@@ -8644,6 +9917,7 @@
         </w:rPr>
         <w:t>Output:-</w:t>
       </w:r>
+      <w:proofErr w:type="gramEnd"/>
     </w:p>
     <w:p>
       <w:pPr>
@@ -8731,6 +10005,7 @@
           <w:szCs w:val="28"/>
         </w:rPr>
       </w:pPr>
+      <w:proofErr w:type="gramStart"/>
       <w:r>
         <w:rPr>
           <w:b/>
@@ -8738,6 +10013,7 @@
         </w:rPr>
         <w:t>Input:-</w:t>
       </w:r>
+      <w:proofErr w:type="gramEnd"/>
     </w:p>
     <w:p>
       <w:pPr>
@@ -8806,6 +10082,7 @@
           <w:bCs/>
         </w:rPr>
       </w:pPr>
+      <w:proofErr w:type="gramStart"/>
       <w:r>
         <w:rPr>
           <w:b/>
@@ -8813,6 +10090,7 @@
         </w:rPr>
         <w:t>Output:-</w:t>
       </w:r>
+      <w:proofErr w:type="gramEnd"/>
     </w:p>
     <w:p>
       <w:pPr>
@@ -8910,12 +10188,21 @@
           <w:szCs w:val="28"/>
         </w:rPr>
       </w:pPr>
-      <w:r>
-        <w:rPr>
-          <w:b/>
-          <w:bCs/>
-        </w:rPr>
-        <w:t>Pointer :-</w:t>
+      <w:proofErr w:type="gramStart"/>
+      <w:r>
+        <w:rPr>
+          <w:b/>
+          <w:bCs/>
+        </w:rPr>
+        <w:t>Pointer :</w:t>
+      </w:r>
+      <w:proofErr w:type="gramEnd"/>
+      <w:r>
+        <w:rPr>
+          <w:b/>
+          <w:bCs/>
+        </w:rPr>
+        <w:t>-</w:t>
       </w:r>
       <w:r>
         <w:rPr>
@@ -8925,7 +10212,15 @@
         <w:t xml:space="preserve"> </w:t>
       </w:r>
       <w:r>
-        <w:t xml:space="preserve"> pointer is a variable that stores the address of the another variable.</w:t>
+        <w:t xml:space="preserve"> pointer is a variable that stores the address of </w:t>
+      </w:r>
+      <w:proofErr w:type="gramStart"/>
+      <w:r>
+        <w:t>the another</w:t>
+      </w:r>
+      <w:proofErr w:type="gramEnd"/>
+      <w:r>
+        <w:t xml:space="preserve"> variable.</w:t>
       </w:r>
     </w:p>
     <w:p>
@@ -8948,8 +10243,17 @@
           <w:b/>
           <w:bCs/>
         </w:rPr>
-        <w:t>Declaration of pointer :</w:t>
-      </w:r>
+        <w:t xml:space="preserve">Declaration of </w:t>
+      </w:r>
+      <w:proofErr w:type="gramStart"/>
+      <w:r>
+        <w:rPr>
+          <w:b/>
+          <w:bCs/>
+        </w:rPr>
+        <w:t>pointer :</w:t>
+      </w:r>
+      <w:proofErr w:type="gramEnd"/>
       <w:r>
         <w:rPr>
           <w:sz w:val="28"/>
@@ -8963,6 +10267,7 @@
         <w:pStyle w:val="ListParagraph"/>
         <w:spacing w:line="360" w:lineRule="auto"/>
       </w:pPr>
+      <w:proofErr w:type="gramStart"/>
       <w:r>
         <w:rPr>
           <w:b/>
@@ -8970,6 +10275,7 @@
         </w:rPr>
         <w:t>Syntax :</w:t>
       </w:r>
+      <w:proofErr w:type="gramEnd"/>
       <w:r>
         <w:rPr>
           <w:sz w:val="28"/>
@@ -8999,6 +10305,7 @@
         <w:pStyle w:val="ListParagraph"/>
         <w:spacing w:line="360" w:lineRule="auto"/>
       </w:pPr>
+      <w:proofErr w:type="gramStart"/>
       <w:r>
         <w:rPr>
           <w:b/>
@@ -9006,8 +10313,17 @@
         </w:rPr>
         <w:t>Example :</w:t>
       </w:r>
-      <w:r>
-        <w:t xml:space="preserve">- int *p;  =&gt; </w:t>
+      <w:proofErr w:type="gramEnd"/>
+      <w:r>
+        <w:t>- int *</w:t>
+      </w:r>
+      <w:proofErr w:type="gramStart"/>
+      <w:r>
+        <w:t>p;  =</w:t>
+      </w:r>
+      <w:proofErr w:type="gramEnd"/>
+      <w:r>
+        <w:t xml:space="preserve">&gt; </w:t>
       </w:r>
       <w:r>
         <w:rPr>
@@ -9034,7 +10350,23 @@
           <w:b/>
           <w:bCs/>
         </w:rPr>
-        <w:t>Initialization of a pointer :-</w:t>
+        <w:t xml:space="preserve">Initialization of a </w:t>
+      </w:r>
+      <w:proofErr w:type="gramStart"/>
+      <w:r>
+        <w:rPr>
+          <w:b/>
+          <w:bCs/>
+        </w:rPr>
+        <w:t>pointer :</w:t>
+      </w:r>
+      <w:proofErr w:type="gramEnd"/>
+      <w:r>
+        <w:rPr>
+          <w:b/>
+          <w:bCs/>
+        </w:rPr>
+        <w:t>-</w:t>
       </w:r>
     </w:p>
     <w:p>
@@ -9074,7 +10406,15 @@
         <w:spacing w:line="360" w:lineRule="auto"/>
       </w:pPr>
       <w:r>
-        <w:t>Pointers are very important :-</w:t>
+        <w:t xml:space="preserve">Pointers are very </w:t>
+      </w:r>
+      <w:proofErr w:type="gramStart"/>
+      <w:r>
+        <w:t>important :</w:t>
+      </w:r>
+      <w:proofErr w:type="gramEnd"/>
+      <w:r>
+        <w:t>-</w:t>
       </w:r>
     </w:p>
     <w:p>
@@ -9196,6 +10536,7 @@
           <w:szCs w:val="28"/>
         </w:rPr>
       </w:pPr>
+      <w:proofErr w:type="gramStart"/>
       <w:r>
         <w:rPr>
           <w:b/>
@@ -9203,6 +10544,7 @@
         </w:rPr>
         <w:t>Input:-</w:t>
       </w:r>
+      <w:proofErr w:type="gramEnd"/>
     </w:p>
     <w:p>
       <w:pPr>
@@ -9266,6 +10608,7 @@
           <w:bCs/>
         </w:rPr>
       </w:pPr>
+      <w:proofErr w:type="gramStart"/>
       <w:r>
         <w:rPr>
           <w:b/>
@@ -9273,6 +10616,7 @@
         </w:rPr>
         <w:t>Output:-</w:t>
       </w:r>
+      <w:proofErr w:type="gramEnd"/>
     </w:p>
     <w:p>
       <w:pPr>
@@ -9369,7 +10713,15 @@
         </w:rPr>
       </w:pPr>
       <w:r>
-        <w:t>Array is used to store a collection of data, and it is often used as a collection variables of same data type that is known as array.</w:t>
+        <w:t xml:space="preserve">Array is used to store a collection of data, and it is often used as a </w:t>
+      </w:r>
+      <w:proofErr w:type="gramStart"/>
+      <w:r>
+        <w:t>collection variables of same data type</w:t>
+      </w:r>
+      <w:proofErr w:type="gramEnd"/>
+      <w:r>
+        <w:t xml:space="preserve"> that is known as array.</w:t>
       </w:r>
     </w:p>
     <w:p>
@@ -9386,8 +10738,13 @@
         </w:rPr>
       </w:pPr>
       <w:r>
-        <w:t>There are basically two types of array</w:t>
-      </w:r>
+        <w:t xml:space="preserve">There are basically two types of </w:t>
+      </w:r>
+      <w:proofErr w:type="gramStart"/>
+      <w:r>
+        <w:t>array</w:t>
+      </w:r>
+      <w:proofErr w:type="gramEnd"/>
     </w:p>
     <w:p>
       <w:pPr>
@@ -9398,8 +10755,13 @@
         </w:numPr>
         <w:spacing w:line="360" w:lineRule="auto"/>
       </w:pPr>
-      <w:r>
-        <w:t>One Dimensional Array</w:t>
+      <w:proofErr w:type="gramStart"/>
+      <w:r>
+        <w:t>One Dimensional</w:t>
+      </w:r>
+      <w:proofErr w:type="gramEnd"/>
+      <w:r>
+        <w:t xml:space="preserve"> Array</w:t>
       </w:r>
     </w:p>
     <w:p>
@@ -9411,8 +10773,13 @@
         </w:numPr>
         <w:spacing w:line="360" w:lineRule="auto"/>
       </w:pPr>
-      <w:r>
-        <w:t>Two Dimensional Array (2-D Array)</w:t>
+      <w:proofErr w:type="gramStart"/>
+      <w:r>
+        <w:t>Two Dimensional</w:t>
+      </w:r>
+      <w:proofErr w:type="gramEnd"/>
+      <w:r>
+        <w:t xml:space="preserve"> Array (2-D Array)</w:t>
       </w:r>
     </w:p>
     <w:p>
@@ -9427,7 +10794,23 @@
           <w:b/>
           <w:bCs/>
         </w:rPr>
-        <w:t>Syntax of Array :-</w:t>
+        <w:t xml:space="preserve">Syntax of </w:t>
+      </w:r>
+      <w:proofErr w:type="gramStart"/>
+      <w:r>
+        <w:rPr>
+          <w:b/>
+          <w:bCs/>
+        </w:rPr>
+        <w:t>Array :</w:t>
+      </w:r>
+      <w:proofErr w:type="gramEnd"/>
+      <w:r>
+        <w:rPr>
+          <w:b/>
+          <w:bCs/>
+        </w:rPr>
+        <w:t>-</w:t>
       </w:r>
       <w:r>
         <w:rPr>
@@ -9464,7 +10847,23 @@
           <w:b/>
           <w:bCs/>
         </w:rPr>
-        <w:t>Difference between one-dimensional and multi-dimensional array :-</w:t>
+        <w:t xml:space="preserve">Difference between one-dimensional and multi-dimensional </w:t>
+      </w:r>
+      <w:proofErr w:type="gramStart"/>
+      <w:r>
+        <w:rPr>
+          <w:b/>
+          <w:bCs/>
+        </w:rPr>
+        <w:t>array :</w:t>
+      </w:r>
+      <w:proofErr w:type="gramEnd"/>
+      <w:r>
+        <w:rPr>
+          <w:b/>
+          <w:bCs/>
+        </w:rPr>
+        <w:t>-</w:t>
       </w:r>
     </w:p>
     <w:tbl>
@@ -9494,13 +10893,22 @@
                 <w:bCs/>
               </w:rPr>
             </w:pPr>
+            <w:proofErr w:type="gramStart"/>
             <w:r>
               <w:rPr>
                 <w:b/>
                 <w:bCs/>
               </w:rPr>
               <w:lastRenderedPageBreak/>
-              <w:t>One Dimensional Array</w:t>
+              <w:t>One Dimensional</w:t>
+            </w:r>
+            <w:proofErr w:type="gramEnd"/>
+            <w:r>
+              <w:rPr>
+                <w:b/>
+                <w:bCs/>
+              </w:rPr>
+              <w:t xml:space="preserve"> Array</w:t>
             </w:r>
           </w:p>
         </w:tc>
@@ -9517,12 +10925,21 @@
                 <w:bCs/>
               </w:rPr>
             </w:pPr>
+            <w:proofErr w:type="gramStart"/>
             <w:r>
               <w:rPr>
                 <w:b/>
                 <w:bCs/>
               </w:rPr>
-              <w:t>Two Dimensional Array (2-D)</w:t>
+              <w:t>Two Dimensional</w:t>
+            </w:r>
+            <w:proofErr w:type="gramEnd"/>
+            <w:r>
+              <w:rPr>
+                <w:b/>
+                <w:bCs/>
+              </w:rPr>
+              <w:t xml:space="preserve"> Array (2-D)</w:t>
             </w:r>
           </w:p>
         </w:tc>
@@ -9604,7 +11021,15 @@
             </w:r>
             <w:proofErr w:type="spellEnd"/>
             <w:r>
-              <w:t>[size1][size2];</w:t>
+              <w:t>[size</w:t>
+            </w:r>
+            <w:proofErr w:type="gramStart"/>
+            <w:r>
+              <w:t>1][</w:t>
+            </w:r>
+            <w:proofErr w:type="gramEnd"/>
+            <w:r>
+              <w:t>size2];</w:t>
             </w:r>
           </w:p>
         </w:tc>
@@ -9623,7 +11048,15 @@
               <w:jc w:val="center"/>
             </w:pPr>
             <w:r>
-              <w:t xml:space="preserve">Using one index access method : </w:t>
+              <w:t xml:space="preserve">Using one index access </w:t>
+            </w:r>
+            <w:proofErr w:type="gramStart"/>
+            <w:r>
+              <w:t>method :</w:t>
+            </w:r>
+            <w:proofErr w:type="gramEnd"/>
+            <w:r>
+              <w:t xml:space="preserve"> </w:t>
             </w:r>
             <w:proofErr w:type="spellStart"/>
             <w:r>
@@ -9753,11 +11186,21 @@
               <w:spacing w:line="360" w:lineRule="auto"/>
               <w:jc w:val="center"/>
             </w:pPr>
-            <w:r>
-              <w:t xml:space="preserve">Example :- int </w:t>
-            </w:r>
-            <w:r>
-              <w:t>a[5];</w:t>
+            <w:proofErr w:type="gramStart"/>
+            <w:r>
+              <w:t>Example :</w:t>
+            </w:r>
+            <w:proofErr w:type="gramEnd"/>
+            <w:r>
+              <w:t xml:space="preserve">- int </w:t>
+            </w:r>
+            <w:proofErr w:type="gramStart"/>
+            <w:r>
+              <w:t>a[</w:t>
+            </w:r>
+            <w:proofErr w:type="gramEnd"/>
+            <w:r>
+              <w:t>5];</w:t>
             </w:r>
           </w:p>
         </w:tc>
@@ -9770,8 +11213,21 @@
               <w:spacing w:line="360" w:lineRule="auto"/>
               <w:jc w:val="center"/>
             </w:pPr>
-            <w:r>
-              <w:t>Example:- int b[3][5];</w:t>
+            <w:proofErr w:type="gramStart"/>
+            <w:r>
+              <w:t>Example:-</w:t>
+            </w:r>
+            <w:proofErr w:type="gramEnd"/>
+            <w:r>
+              <w:t xml:space="preserve"> int </w:t>
+            </w:r>
+            <w:proofErr w:type="gramStart"/>
+            <w:r>
+              <w:t>b[</w:t>
+            </w:r>
+            <w:proofErr w:type="gramEnd"/>
+            <w:r>
+              <w:t>3][5];</w:t>
             </w:r>
           </w:p>
         </w:tc>
@@ -9794,28 +11250,46 @@
           <w:bCs/>
         </w:rPr>
       </w:pPr>
-      <w:r>
-        <w:rPr>
-          <w:b/>
-          <w:bCs/>
-        </w:rPr>
-        <w:t>Example :-</w:t>
-      </w:r>
-    </w:p>
-    <w:p>
-      <w:pPr>
-        <w:spacing w:line="360" w:lineRule="auto"/>
-        <w:rPr>
-          <w:b/>
-          <w:bCs/>
-        </w:rPr>
-      </w:pPr>
-      <w:r>
-        <w:rPr>
-          <w:b/>
-          <w:bCs/>
-        </w:rPr>
-        <w:t>Input :-</w:t>
+      <w:proofErr w:type="gramStart"/>
+      <w:r>
+        <w:rPr>
+          <w:b/>
+          <w:bCs/>
+        </w:rPr>
+        <w:t>Example :</w:t>
+      </w:r>
+      <w:proofErr w:type="gramEnd"/>
+      <w:r>
+        <w:rPr>
+          <w:b/>
+          <w:bCs/>
+        </w:rPr>
+        <w:t>-</w:t>
+      </w:r>
+    </w:p>
+    <w:p>
+      <w:pPr>
+        <w:spacing w:line="360" w:lineRule="auto"/>
+        <w:rPr>
+          <w:b/>
+          <w:bCs/>
+        </w:rPr>
+      </w:pPr>
+      <w:proofErr w:type="gramStart"/>
+      <w:r>
+        <w:rPr>
+          <w:b/>
+          <w:bCs/>
+        </w:rPr>
+        <w:t>Input :</w:t>
+      </w:r>
+      <w:proofErr w:type="gramEnd"/>
+      <w:r>
+        <w:rPr>
+          <w:b/>
+          <w:bCs/>
+        </w:rPr>
+        <w:t>-</w:t>
       </w:r>
     </w:p>
     <w:p>
@@ -9878,6 +11352,7 @@
           <w:bCs/>
         </w:rPr>
       </w:pPr>
+      <w:proofErr w:type="gramStart"/>
       <w:r>
         <w:rPr>
           <w:b/>
@@ -9885,6 +11360,7 @@
         </w:rPr>
         <w:t>Output:-</w:t>
       </w:r>
+      <w:proofErr w:type="gramEnd"/>
     </w:p>
     <w:p>
       <w:pPr>
@@ -9994,6 +11470,7 @@
           <w:bCs/>
         </w:rPr>
       </w:pPr>
+      <w:proofErr w:type="gramStart"/>
       <w:r>
         <w:rPr>
           <w:b/>
@@ -10001,6 +11478,7 @@
         </w:rPr>
         <w:t>Input:-</w:t>
       </w:r>
+      <w:proofErr w:type="gramEnd"/>
     </w:p>
     <w:p>
       <w:pPr>
@@ -10064,6 +11542,7 @@
           <w:bCs/>
         </w:rPr>
       </w:pPr>
+      <w:proofErr w:type="gramStart"/>
       <w:r>
         <w:rPr>
           <w:b/>
@@ -10071,6 +11550,7 @@
         </w:rPr>
         <w:t>Output:-</w:t>
       </w:r>
+      <w:proofErr w:type="gramEnd"/>
     </w:p>
     <w:p>
       <w:pPr>
@@ -10163,6 +11643,7 @@
         <w:t xml:space="preserve">Explain string handling functions like </w:t>
       </w:r>
       <w:proofErr w:type="spellStart"/>
+      <w:proofErr w:type="gramStart"/>
       <w:r>
         <w:rPr>
           <w:sz w:val="28"/>
@@ -10176,47 +11657,49 @@
           <w:sz w:val="28"/>
           <w:szCs w:val="28"/>
         </w:rPr>
-        <w:t xml:space="preserve">(), </w:t>
-      </w:r>
-      <w:proofErr w:type="spellStart"/>
+        <w:t>(</w:t>
+      </w:r>
+      <w:proofErr w:type="gramEnd"/>
       <w:r>
         <w:rPr>
           <w:sz w:val="28"/>
           <w:szCs w:val="28"/>
         </w:rPr>
-        <w:t>strcpy</w:t>
-      </w:r>
-      <w:proofErr w:type="spellEnd"/>
+        <w:t xml:space="preserve">), </w:t>
+      </w:r>
+      <w:proofErr w:type="spellStart"/>
+      <w:proofErr w:type="gramStart"/>
       <w:r>
         <w:rPr>
           <w:sz w:val="28"/>
           <w:szCs w:val="28"/>
         </w:rPr>
-        <w:t xml:space="preserve">(), </w:t>
-      </w:r>
-      <w:proofErr w:type="spellStart"/>
+        <w:t>strcpy</w:t>
+      </w:r>
+      <w:proofErr w:type="spellEnd"/>
       <w:r>
         <w:rPr>
           <w:sz w:val="28"/>
           <w:szCs w:val="28"/>
         </w:rPr>
-        <w:t>strcat</w:t>
-      </w:r>
-      <w:proofErr w:type="spellEnd"/>
+        <w:t>(</w:t>
+      </w:r>
+      <w:proofErr w:type="gramEnd"/>
       <w:r>
         <w:rPr>
           <w:sz w:val="28"/>
           <w:szCs w:val="28"/>
         </w:rPr>
-        <w:t xml:space="preserve">(), </w:t>
+        <w:t xml:space="preserve">), </w:t>
       </w:r>
       <w:proofErr w:type="spellStart"/>
+      <w:proofErr w:type="gramStart"/>
       <w:r>
         <w:rPr>
           <w:sz w:val="28"/>
           <w:szCs w:val="28"/>
         </w:rPr>
-        <w:t>strcmp</w:t>
+        <w:t>strcat</w:t>
       </w:r>
       <w:proofErr w:type="spellEnd"/>
       <w:r>
@@ -10224,40 +11707,90 @@
           <w:sz w:val="28"/>
           <w:szCs w:val="28"/>
         </w:rPr>
-        <w:t xml:space="preserve">(), and </w:t>
-      </w:r>
-      <w:proofErr w:type="spellStart"/>
+        <w:t>(</w:t>
+      </w:r>
+      <w:proofErr w:type="gramEnd"/>
       <w:r>
         <w:rPr>
           <w:sz w:val="28"/>
           <w:szCs w:val="28"/>
         </w:rPr>
-        <w:t>strchr</w:t>
-      </w:r>
-      <w:proofErr w:type="spellEnd"/>
+        <w:t xml:space="preserve">), </w:t>
+      </w:r>
+      <w:proofErr w:type="spellStart"/>
+      <w:proofErr w:type="gramStart"/>
       <w:r>
         <w:rPr>
           <w:sz w:val="28"/>
           <w:szCs w:val="28"/>
         </w:rPr>
-        <w:t>(). Provide examples of when these functions are useful.</w:t>
-      </w:r>
-    </w:p>
-    <w:p>
-      <w:pPr>
-        <w:pStyle w:val="ListParagraph"/>
-        <w:numPr>
-          <w:ilvl w:val="0"/>
-          <w:numId w:val="40"/>
-        </w:numPr>
-        <w:spacing w:line="360" w:lineRule="auto"/>
+        <w:t>strcmp</w:t>
+      </w:r>
+      <w:proofErr w:type="spellEnd"/>
+      <w:r>
         <w:rPr>
           <w:sz w:val="28"/>
           <w:szCs w:val="28"/>
         </w:rPr>
-      </w:pPr>
-      <w:r>
-        <w:t>Below the string handling :-</w:t>
+        <w:t>(</w:t>
+      </w:r>
+      <w:proofErr w:type="gramEnd"/>
+      <w:r>
+        <w:rPr>
+          <w:sz w:val="28"/>
+          <w:szCs w:val="28"/>
+        </w:rPr>
+        <w:t xml:space="preserve">), and </w:t>
+      </w:r>
+      <w:proofErr w:type="spellStart"/>
+      <w:proofErr w:type="gramStart"/>
+      <w:r>
+        <w:rPr>
+          <w:sz w:val="28"/>
+          <w:szCs w:val="28"/>
+        </w:rPr>
+        <w:t>strchr</w:t>
+      </w:r>
+      <w:proofErr w:type="spellEnd"/>
+      <w:r>
+        <w:rPr>
+          <w:sz w:val="28"/>
+          <w:szCs w:val="28"/>
+        </w:rPr>
+        <w:t>(</w:t>
+      </w:r>
+      <w:proofErr w:type="gramEnd"/>
+      <w:r>
+        <w:rPr>
+          <w:sz w:val="28"/>
+          <w:szCs w:val="28"/>
+        </w:rPr>
+        <w:t>). Provide examples of when these functions are useful.</w:t>
+      </w:r>
+    </w:p>
+    <w:p>
+      <w:pPr>
+        <w:pStyle w:val="ListParagraph"/>
+        <w:numPr>
+          <w:ilvl w:val="0"/>
+          <w:numId w:val="40"/>
+        </w:numPr>
+        <w:spacing w:line="360" w:lineRule="auto"/>
+        <w:rPr>
+          <w:sz w:val="28"/>
+          <w:szCs w:val="28"/>
+        </w:rPr>
+      </w:pPr>
+      <w:r>
+        <w:t xml:space="preserve">Below the string </w:t>
+      </w:r>
+      <w:proofErr w:type="gramStart"/>
+      <w:r>
+        <w:t>handling :</w:t>
+      </w:r>
+      <w:proofErr w:type="gramEnd"/>
+      <w:r>
+        <w:t>-</w:t>
       </w:r>
     </w:p>
     <w:p>
@@ -10274,6 +11807,7 @@
         </w:rPr>
       </w:pPr>
       <w:proofErr w:type="spellStart"/>
+      <w:proofErr w:type="gramStart"/>
       <w:r>
         <w:rPr>
           <w:b/>
@@ -10289,6 +11823,7 @@
         </w:rPr>
         <w:t>():-</w:t>
       </w:r>
+      <w:proofErr w:type="gramEnd"/>
       <w:r>
         <w:rPr>
           <w:b/>
@@ -10306,6 +11841,7 @@
         <w:spacing w:line="360" w:lineRule="auto"/>
         <w:ind w:left="1080"/>
       </w:pPr>
+      <w:proofErr w:type="gramStart"/>
       <w:r>
         <w:rPr>
           <w:b/>
@@ -10313,6 +11849,7 @@
         </w:rPr>
         <w:t>Example :</w:t>
       </w:r>
+      <w:proofErr w:type="gramEnd"/>
       <w:r>
         <w:t>-</w:t>
       </w:r>
@@ -10323,6 +11860,7 @@
         <w:spacing w:line="360" w:lineRule="auto"/>
         <w:ind w:left="1080"/>
       </w:pPr>
+      <w:proofErr w:type="gramStart"/>
       <w:r>
         <w:rPr>
           <w:b/>
@@ -10333,6 +11871,7 @@
       <w:r>
         <w:t>-</w:t>
       </w:r>
+      <w:proofErr w:type="gramEnd"/>
     </w:p>
     <w:p>
       <w:pPr>
@@ -10409,6 +11948,7 @@
           <w:bCs/>
         </w:rPr>
       </w:pPr>
+      <w:proofErr w:type="gramStart"/>
       <w:r>
         <w:rPr>
           <w:b/>
@@ -10416,6 +11956,7 @@
         </w:rPr>
         <w:t>Output:-</w:t>
       </w:r>
+      <w:proofErr w:type="gramEnd"/>
     </w:p>
     <w:p>
       <w:pPr>
@@ -10497,6 +12038,7 @@
         </w:rPr>
       </w:pPr>
       <w:proofErr w:type="spellStart"/>
+      <w:proofErr w:type="gramStart"/>
       <w:r>
         <w:rPr>
           <w:b/>
@@ -10510,7 +12052,15 @@
           <w:b/>
           <w:bCs/>
         </w:rPr>
-        <w:t xml:space="preserve">():- </w:t>
+        <w:t>():-</w:t>
+      </w:r>
+      <w:proofErr w:type="gramEnd"/>
+      <w:r>
+        <w:rPr>
+          <w:b/>
+          <w:bCs/>
+        </w:rPr>
+        <w:t xml:space="preserve"> </w:t>
       </w:r>
       <w:r>
         <w:t>Copy One string to another.</w:t>
@@ -10522,6 +12072,7 @@
         <w:spacing w:line="360" w:lineRule="auto"/>
         <w:ind w:left="1080"/>
       </w:pPr>
+      <w:proofErr w:type="gramStart"/>
       <w:r>
         <w:rPr>
           <w:b/>
@@ -10529,6 +12080,7 @@
         </w:rPr>
         <w:t>Example :</w:t>
       </w:r>
+      <w:proofErr w:type="gramEnd"/>
       <w:r>
         <w:t>-</w:t>
       </w:r>
@@ -10539,6 +12091,7 @@
         <w:spacing w:line="360" w:lineRule="auto"/>
         <w:ind w:left="1080"/>
       </w:pPr>
+      <w:proofErr w:type="gramStart"/>
       <w:r>
         <w:rPr>
           <w:b/>
@@ -10549,6 +12102,7 @@
       <w:r>
         <w:t>-</w:t>
       </w:r>
+      <w:proofErr w:type="gramEnd"/>
     </w:p>
     <w:p>
       <w:pPr>
@@ -10615,6 +12169,7 @@
           <w:bCs/>
         </w:rPr>
       </w:pPr>
+      <w:proofErr w:type="gramStart"/>
       <w:r>
         <w:rPr>
           <w:b/>
@@ -10622,6 +12177,7 @@
         </w:rPr>
         <w:t>Output:-</w:t>
       </w:r>
+      <w:proofErr w:type="gramEnd"/>
     </w:p>
     <w:p>
       <w:pPr>
@@ -10691,6 +12247,7 @@
         </w:rPr>
       </w:pPr>
       <w:proofErr w:type="spellStart"/>
+      <w:proofErr w:type="gramStart"/>
       <w:r>
         <w:rPr>
           <w:b/>
@@ -10704,7 +12261,15 @@
           <w:b/>
           <w:bCs/>
         </w:rPr>
-        <w:t xml:space="preserve">() :-  </w:t>
+        <w:t>() :</w:t>
+      </w:r>
+      <w:proofErr w:type="gramEnd"/>
+      <w:r>
+        <w:rPr>
+          <w:b/>
+          <w:bCs/>
+        </w:rPr>
+        <w:t xml:space="preserve">-  </w:t>
       </w:r>
       <w:r>
         <w:t>Append one string to another, creating a single string out of two.</w:t>
@@ -10716,6 +12281,7 @@
         <w:spacing w:line="360" w:lineRule="auto"/>
         <w:ind w:left="1080"/>
       </w:pPr>
+      <w:proofErr w:type="gramStart"/>
       <w:r>
         <w:rPr>
           <w:b/>
@@ -10726,6 +12292,7 @@
       <w:r>
         <w:t>-</w:t>
       </w:r>
+      <w:proofErr w:type="gramEnd"/>
     </w:p>
     <w:p>
       <w:pPr>
@@ -10733,6 +12300,7 @@
         <w:spacing w:line="360" w:lineRule="auto"/>
         <w:ind w:left="1080"/>
       </w:pPr>
+      <w:proofErr w:type="gramStart"/>
       <w:r>
         <w:rPr>
           <w:b/>
@@ -10743,6 +12311,7 @@
       <w:r>
         <w:t>-</w:t>
       </w:r>
+      <w:proofErr w:type="gramEnd"/>
     </w:p>
     <w:p>
       <w:pPr>
@@ -10808,6 +12377,7 @@
           <w:bCs/>
         </w:rPr>
       </w:pPr>
+      <w:proofErr w:type="gramStart"/>
       <w:r>
         <w:rPr>
           <w:b/>
@@ -10815,6 +12385,7 @@
         </w:rPr>
         <w:t>Output:-</w:t>
       </w:r>
+      <w:proofErr w:type="gramEnd"/>
     </w:p>
     <w:p>
       <w:pPr>
@@ -10885,6 +12456,7 @@
         </w:rPr>
       </w:pPr>
       <w:proofErr w:type="spellStart"/>
+      <w:proofErr w:type="gramStart"/>
       <w:r>
         <w:rPr>
           <w:b/>
@@ -10898,10 +12470,26 @@
           <w:b/>
           <w:bCs/>
         </w:rPr>
-        <w:t xml:space="preserve">():- </w:t>
-      </w:r>
-      <w:r>
-        <w:t>Compare two strings. If the string match , the function returns 0.</w:t>
+        <w:t>():-</w:t>
+      </w:r>
+      <w:proofErr w:type="gramEnd"/>
+      <w:r>
+        <w:rPr>
+          <w:b/>
+          <w:bCs/>
+        </w:rPr>
+        <w:t xml:space="preserve"> </w:t>
+      </w:r>
+      <w:r>
+        <w:t xml:space="preserve">Compare two strings. If the string </w:t>
+      </w:r>
+      <w:proofErr w:type="gramStart"/>
+      <w:r>
+        <w:t>match ,</w:t>
+      </w:r>
+      <w:proofErr w:type="gramEnd"/>
+      <w:r>
+        <w:t xml:space="preserve"> the function returns 0.</w:t>
       </w:r>
     </w:p>
     <w:p>
@@ -10910,6 +12498,7 @@
         <w:spacing w:line="360" w:lineRule="auto"/>
         <w:ind w:left="1080"/>
       </w:pPr>
+      <w:proofErr w:type="gramStart"/>
       <w:r>
         <w:rPr>
           <w:b/>
@@ -10917,6 +12506,7 @@
         </w:rPr>
         <w:t>Example :</w:t>
       </w:r>
+      <w:proofErr w:type="gramEnd"/>
       <w:r>
         <w:t>-</w:t>
       </w:r>
@@ -10927,6 +12517,7 @@
         <w:spacing w:line="360" w:lineRule="auto"/>
         <w:ind w:left="1080"/>
       </w:pPr>
+      <w:proofErr w:type="gramStart"/>
       <w:r>
         <w:rPr>
           <w:b/>
@@ -10937,6 +12528,7 @@
       <w:r>
         <w:t>-</w:t>
       </w:r>
+      <w:proofErr w:type="gramEnd"/>
     </w:p>
     <w:p>
       <w:pPr>
@@ -10996,6 +12588,7 @@
           <w:bCs/>
         </w:rPr>
       </w:pPr>
+      <w:proofErr w:type="gramStart"/>
       <w:r>
         <w:rPr>
           <w:b/>
@@ -11003,6 +12596,7 @@
         </w:rPr>
         <w:t>Output:-</w:t>
       </w:r>
+      <w:proofErr w:type="gramEnd"/>
     </w:p>
     <w:p>
       <w:pPr>
@@ -11066,6 +12660,7 @@
         </w:rPr>
       </w:pPr>
       <w:proofErr w:type="spellStart"/>
+      <w:proofErr w:type="gramStart"/>
       <w:r>
         <w:rPr>
           <w:b/>
@@ -11081,6 +12676,7 @@
         </w:rPr>
         <w:t>():-</w:t>
       </w:r>
+      <w:proofErr w:type="gramEnd"/>
       <w:r>
         <w:rPr>
           <w:b/>
@@ -11105,6 +12701,7 @@
           <w:bCs/>
         </w:rPr>
       </w:pPr>
+      <w:proofErr w:type="gramStart"/>
       <w:r>
         <w:rPr>
           <w:b/>
@@ -11112,6 +12709,7 @@
         </w:rPr>
         <w:t>Example:-</w:t>
       </w:r>
+      <w:proofErr w:type="gramEnd"/>
     </w:p>
     <w:p>
       <w:pPr>
@@ -11123,6 +12721,7 @@
           <w:bCs/>
         </w:rPr>
       </w:pPr>
+      <w:proofErr w:type="gramStart"/>
       <w:r>
         <w:rPr>
           <w:b/>
@@ -11130,6 +12729,7 @@
         </w:rPr>
         <w:t>Input:-</w:t>
       </w:r>
+      <w:proofErr w:type="gramEnd"/>
     </w:p>
     <w:p>
       <w:pPr>
@@ -11196,6 +12796,7 @@
           <w:bCs/>
         </w:rPr>
       </w:pPr>
+      <w:proofErr w:type="gramStart"/>
       <w:r>
         <w:rPr>
           <w:b/>
@@ -11203,6 +12804,7 @@
         </w:rPr>
         <w:t>Output:-</w:t>
       </w:r>
+      <w:proofErr w:type="gramEnd"/>
     </w:p>
     <w:p>
       <w:pPr>
@@ -11298,6 +12900,7 @@
         <w:t xml:space="preserve">Write a C program that takes two strings from the user and concatenates them using </w:t>
       </w:r>
       <w:proofErr w:type="spellStart"/>
+      <w:proofErr w:type="gramStart"/>
       <w:r>
         <w:rPr>
           <w:sz w:val="28"/>
@@ -11311,52 +12914,70 @@
           <w:sz w:val="28"/>
           <w:szCs w:val="28"/>
         </w:rPr>
-        <w:t xml:space="preserve">(). Display the concatenated string and its length using </w:t>
-      </w:r>
-      <w:proofErr w:type="spellStart"/>
+        <w:t>(</w:t>
+      </w:r>
+      <w:proofErr w:type="gramEnd"/>
       <w:r>
         <w:rPr>
           <w:sz w:val="28"/>
           <w:szCs w:val="28"/>
         </w:rPr>
-        <w:t>strlen</w:t>
-      </w:r>
-      <w:proofErr w:type="spellEnd"/>
+        <w:t xml:space="preserve">). Display the concatenated string and its length using </w:t>
+      </w:r>
+      <w:proofErr w:type="spellStart"/>
+      <w:proofErr w:type="gramStart"/>
       <w:r>
         <w:rPr>
           <w:sz w:val="28"/>
           <w:szCs w:val="28"/>
         </w:rPr>
-        <w:t>().</w:t>
-      </w:r>
+        <w:t>strlen</w:t>
+      </w:r>
+      <w:proofErr w:type="spellEnd"/>
       <w:r>
         <w:rPr>
           <w:sz w:val="28"/>
           <w:szCs w:val="28"/>
         </w:rPr>
-        <w:t xml:space="preserve"> - </w:t>
-      </w:r>
+        <w:t>(</w:t>
+      </w:r>
+      <w:proofErr w:type="gramEnd"/>
       <w:r>
         <w:rPr>
           <w:sz w:val="28"/>
           <w:szCs w:val="28"/>
         </w:rPr>
-        <w:t>LAB EXERCISE</w:t>
-      </w:r>
-    </w:p>
-    <w:p>
-      <w:pPr>
-        <w:pStyle w:val="ListParagraph"/>
-        <w:numPr>
-          <w:ilvl w:val="0"/>
-          <w:numId w:val="40"/>
-        </w:numPr>
-        <w:spacing w:line="360" w:lineRule="auto"/>
+        <w:t>).</w:t>
+      </w:r>
+      <w:r>
         <w:rPr>
           <w:sz w:val="28"/>
           <w:szCs w:val="28"/>
         </w:rPr>
-      </w:pPr>
+        <w:t xml:space="preserve"> - </w:t>
+      </w:r>
+      <w:r>
+        <w:rPr>
+          <w:sz w:val="28"/>
+          <w:szCs w:val="28"/>
+        </w:rPr>
+        <w:t>LAB EXERCISE</w:t>
+      </w:r>
+    </w:p>
+    <w:p>
+      <w:pPr>
+        <w:pStyle w:val="ListParagraph"/>
+        <w:numPr>
+          <w:ilvl w:val="0"/>
+          <w:numId w:val="40"/>
+        </w:numPr>
+        <w:spacing w:line="360" w:lineRule="auto"/>
+        <w:rPr>
+          <w:sz w:val="28"/>
+          <w:szCs w:val="28"/>
+        </w:rPr>
+      </w:pPr>
+      <w:proofErr w:type="gramStart"/>
       <w:r>
         <w:rPr>
           <w:b/>
@@ -11364,6 +12985,7 @@
         </w:rPr>
         <w:t>Input:-</w:t>
       </w:r>
+      <w:proofErr w:type="gramEnd"/>
     </w:p>
     <w:p>
       <w:pPr>
@@ -11427,6 +13049,7 @@
           <w:bCs/>
         </w:rPr>
       </w:pPr>
+      <w:proofErr w:type="gramStart"/>
       <w:r>
         <w:rPr>
           <w:b/>
@@ -11435,6 +13058,7 @@
         <w:lastRenderedPageBreak/>
         <w:t>Output:-</w:t>
       </w:r>
+      <w:proofErr w:type="gramEnd"/>
     </w:p>
     <w:p>
       <w:pPr>
@@ -11561,7 +13185,15 @@
           <w:b/>
           <w:bCs/>
         </w:rPr>
-        <w:t xml:space="preserve"> Structure</w:t>
+        <w:t xml:space="preserve"> </w:t>
+      </w:r>
+      <w:proofErr w:type="gramStart"/>
+      <w:r>
+        <w:rPr>
+          <w:b/>
+          <w:bCs/>
+        </w:rPr>
+        <w:t>Structure</w:t>
       </w:r>
       <w:r>
         <w:rPr>
@@ -11570,6 +13202,7 @@
         </w:rPr>
         <w:t>:-</w:t>
       </w:r>
+      <w:proofErr w:type="gramEnd"/>
     </w:p>
     <w:p>
       <w:pPr>
@@ -11581,12 +13214,17 @@
       </w:r>
       <w:proofErr w:type="spellStart"/>
       <w:r>
-        <w:t>structure_name</w:t>
+        <w:t>structure_</w:t>
+      </w:r>
+      <w:proofErr w:type="gramStart"/>
+      <w:r>
+        <w:t>name</w:t>
       </w:r>
       <w:proofErr w:type="spellEnd"/>
       <w:r>
         <w:t>{</w:t>
       </w:r>
+      <w:proofErr w:type="gramEnd"/>
     </w:p>
     <w:p>
       <w:pPr>
@@ -11645,7 +13283,23 @@
           <w:b/>
           <w:bCs/>
         </w:rPr>
-        <w:t>How to create structure variable :-</w:t>
+        <w:t xml:space="preserve">How to create structure </w:t>
+      </w:r>
+      <w:proofErr w:type="gramStart"/>
+      <w:r>
+        <w:rPr>
+          <w:b/>
+          <w:bCs/>
+        </w:rPr>
+        <w:t>variable :</w:t>
+      </w:r>
+      <w:proofErr w:type="gramEnd"/>
+      <w:r>
+        <w:rPr>
+          <w:b/>
+          <w:bCs/>
+        </w:rPr>
+        <w:t>-</w:t>
       </w:r>
       <w:r>
         <w:rPr>
@@ -11682,14 +13336,30 @@
           <w:b/>
           <w:bCs/>
         </w:rPr>
-        <w:t>How to Initialize a Structure</w:t>
-      </w:r>
-      <w:r>
-        <w:rPr>
-          <w:b/>
-          <w:bCs/>
-        </w:rPr>
-        <w:t xml:space="preserve"> :-</w:t>
+        <w:t xml:space="preserve">How to Initialize a </w:t>
+      </w:r>
+      <w:proofErr w:type="gramStart"/>
+      <w:r>
+        <w:rPr>
+          <w:b/>
+          <w:bCs/>
+        </w:rPr>
+        <w:t>Structure</w:t>
+      </w:r>
+      <w:r>
+        <w:rPr>
+          <w:b/>
+          <w:bCs/>
+        </w:rPr>
+        <w:t xml:space="preserve"> :</w:t>
+      </w:r>
+      <w:proofErr w:type="gramEnd"/>
+      <w:r>
+        <w:rPr>
+          <w:b/>
+          <w:bCs/>
+        </w:rPr>
+        <w:t>-</w:t>
       </w:r>
     </w:p>
     <w:p>
@@ -11725,7 +13395,23 @@
           <w:b/>
           <w:bCs/>
         </w:rPr>
-        <w:t>How to Access Structure Members :-</w:t>
+        <w:t xml:space="preserve">How to Access Structure </w:t>
+      </w:r>
+      <w:proofErr w:type="gramStart"/>
+      <w:r>
+        <w:rPr>
+          <w:b/>
+          <w:bCs/>
+        </w:rPr>
+        <w:t>Members :</w:t>
+      </w:r>
+      <w:proofErr w:type="gramEnd"/>
+      <w:r>
+        <w:rPr>
+          <w:b/>
+          <w:bCs/>
+        </w:rPr>
+        <w:t>-</w:t>
       </w:r>
     </w:p>
     <w:p>
@@ -11751,12 +13437,25 @@
         <w:spacing w:line="360" w:lineRule="auto"/>
       </w:pPr>
       <w:proofErr w:type="spellStart"/>
+      <w:proofErr w:type="gramStart"/>
       <w:r>
         <w:t>printf</w:t>
       </w:r>
       <w:proofErr w:type="spellEnd"/>
       <w:r>
-        <w:t>("%d", s1.roll_no);</w:t>
+        <w:t>(</w:t>
+      </w:r>
+      <w:proofErr w:type="gramEnd"/>
+      <w:r>
+        <w:t>"%d", s</w:t>
+      </w:r>
+      <w:proofErr w:type="gramStart"/>
+      <w:r>
+        <w:t>1.roll</w:t>
+      </w:r>
+      <w:proofErr w:type="gramEnd"/>
+      <w:r>
+        <w:t>_no);</w:t>
       </w:r>
     </w:p>
     <w:p>
@@ -11765,12 +13464,17 @@
         <w:spacing w:line="360" w:lineRule="auto"/>
       </w:pPr>
       <w:proofErr w:type="spellStart"/>
+      <w:proofErr w:type="gramStart"/>
       <w:r>
         <w:t>printf</w:t>
       </w:r>
       <w:proofErr w:type="spellEnd"/>
       <w:r>
-        <w:t>("%s", s1.name);</w:t>
+        <w:t>(</w:t>
+      </w:r>
+      <w:proofErr w:type="gramEnd"/>
+      <w:r>
+        <w:t>"%s", s1.name);</w:t>
       </w:r>
     </w:p>
     <w:p>
@@ -11779,12 +13483,25 @@
         <w:spacing w:line="360" w:lineRule="auto"/>
       </w:pPr>
       <w:proofErr w:type="spellStart"/>
+      <w:proofErr w:type="gramStart"/>
       <w:r>
         <w:t>printf</w:t>
       </w:r>
       <w:proofErr w:type="spellEnd"/>
       <w:r>
-        <w:t>("%.2f", s1.marks);</w:t>
+        <w:t>(</w:t>
+      </w:r>
+      <w:proofErr w:type="gramEnd"/>
+      <w:r>
+        <w:t>"%.2f", s</w:t>
+      </w:r>
+      <w:proofErr w:type="gramStart"/>
+      <w:r>
+        <w:t>1.marks</w:t>
+      </w:r>
+      <w:proofErr w:type="gramEnd"/>
+      <w:r>
+        <w:t>);</w:t>
       </w:r>
     </w:p>
     <w:p>
@@ -11847,6 +13564,7 @@
           <w:szCs w:val="28"/>
         </w:rPr>
       </w:pPr>
+      <w:proofErr w:type="gramStart"/>
       <w:r>
         <w:rPr>
           <w:b/>
@@ -11854,6 +13572,7 @@
         </w:rPr>
         <w:t>Input:-</w:t>
       </w:r>
+      <w:proofErr w:type="gramEnd"/>
     </w:p>
     <w:p>
       <w:pPr>
@@ -11921,6 +13640,7 @@
           <w:bCs/>
         </w:rPr>
       </w:pPr>
+      <w:proofErr w:type="gramStart"/>
       <w:r>
         <w:rPr>
           <w:b/>
@@ -11928,6 +13648,7 @@
         </w:rPr>
         <w:t>Output:-</w:t>
       </w:r>
+      <w:proofErr w:type="gramEnd"/>
     </w:p>
     <w:p>
       <w:pPr>
@@ -12024,7 +13745,15 @@
         </w:rPr>
       </w:pPr>
       <w:r>
-        <w:t>There are below the importance of file handling :-</w:t>
+        <w:t xml:space="preserve">There are below the importance of file </w:t>
+      </w:r>
+      <w:proofErr w:type="gramStart"/>
+      <w:r>
+        <w:t>handling :</w:t>
+      </w:r>
+      <w:proofErr w:type="gramEnd"/>
+      <w:r>
+        <w:t>-</w:t>
       </w:r>
     </w:p>
     <w:p>
@@ -12041,17 +13770,22 @@
           <w:b/>
           <w:bCs/>
         </w:rPr>
-        <w:t>Permanent</w:t>
-      </w:r>
-      <w:r>
-        <w:rPr>
-          <w:b/>
-          <w:bCs/>
-        </w:rPr>
-        <w:t xml:space="preserve"> Storage</w:t>
-      </w:r>
-      <w:r>
-        <w:t xml:space="preserve"> :-</w:t>
+        <w:t xml:space="preserve">Permanent </w:t>
+      </w:r>
+      <w:proofErr w:type="gramStart"/>
+      <w:r>
+        <w:rPr>
+          <w:b/>
+          <w:bCs/>
+        </w:rPr>
+        <w:t>Storage</w:t>
+      </w:r>
+      <w:r>
+        <w:t xml:space="preserve"> :</w:t>
+      </w:r>
+      <w:proofErr w:type="gramEnd"/>
+      <w:r>
+        <w:t>-</w:t>
       </w:r>
       <w:r>
         <w:t xml:space="preserve"> Data is saved even after program </w:t>
@@ -12074,11 +13808,20 @@
           <w:b/>
           <w:bCs/>
         </w:rPr>
-        <w:t xml:space="preserve">Handles Large Data </w:t>
+        <w:t xml:space="preserve">Handles Large </w:t>
+      </w:r>
+      <w:proofErr w:type="gramStart"/>
+      <w:r>
+        <w:rPr>
+          <w:b/>
+          <w:bCs/>
+        </w:rPr>
+        <w:t xml:space="preserve">Data </w:t>
       </w:r>
       <w:r>
         <w:t>:</w:t>
       </w:r>
+      <w:proofErr w:type="gramEnd"/>
       <w:r>
         <w:t>- Store large information outside memory.</w:t>
       </w:r>
@@ -12097,11 +13840,20 @@
           <w:b/>
           <w:bCs/>
         </w:rPr>
-        <w:t xml:space="preserve">Data Sharing </w:t>
+        <w:t xml:space="preserve">Data </w:t>
+      </w:r>
+      <w:proofErr w:type="gramStart"/>
+      <w:r>
+        <w:rPr>
+          <w:b/>
+          <w:bCs/>
+        </w:rPr>
+        <w:t xml:space="preserve">Sharing </w:t>
       </w:r>
       <w:r>
         <w:t>:</w:t>
       </w:r>
+      <w:proofErr w:type="gramEnd"/>
       <w:r>
         <w:t>- Multiple programs can use the same file.</w:t>
       </w:r>
@@ -12120,11 +13872,20 @@
           <w:b/>
           <w:bCs/>
         </w:rPr>
-        <w:t xml:space="preserve">Record Keeping </w:t>
+        <w:t xml:space="preserve">Record </w:t>
+      </w:r>
+      <w:proofErr w:type="gramStart"/>
+      <w:r>
+        <w:rPr>
+          <w:b/>
+          <w:bCs/>
+        </w:rPr>
+        <w:t xml:space="preserve">Keeping </w:t>
       </w:r>
       <w:r>
         <w:t>:</w:t>
       </w:r>
+      <w:proofErr w:type="gramEnd"/>
       <w:r>
         <w:t>- useful in database, logs, reports etc.</w:t>
       </w:r>
@@ -12148,7 +13909,23 @@
           <w:bCs/>
         </w:rPr>
         <w:lastRenderedPageBreak/>
-        <w:t>Steps in File Handling :-</w:t>
+        <w:t xml:space="preserve">Steps in File </w:t>
+      </w:r>
+      <w:proofErr w:type="gramStart"/>
+      <w:r>
+        <w:rPr>
+          <w:b/>
+          <w:bCs/>
+        </w:rPr>
+        <w:t>Handling :</w:t>
+      </w:r>
+      <w:proofErr w:type="gramEnd"/>
+      <w:r>
+        <w:rPr>
+          <w:b/>
+          <w:bCs/>
+        </w:rPr>
+        <w:t>-</w:t>
       </w:r>
     </w:p>
     <w:p>
@@ -12169,7 +13946,23 @@
           <w:b/>
           <w:bCs/>
         </w:rPr>
-        <w:t>Declare in File pointer :-</w:t>
+        <w:t xml:space="preserve">Declare in File </w:t>
+      </w:r>
+      <w:proofErr w:type="gramStart"/>
+      <w:r>
+        <w:rPr>
+          <w:b/>
+          <w:bCs/>
+        </w:rPr>
+        <w:t>pointer :</w:t>
+      </w:r>
+      <w:proofErr w:type="gramEnd"/>
+      <w:r>
+        <w:rPr>
+          <w:b/>
+          <w:bCs/>
+        </w:rPr>
+        <w:t>-</w:t>
       </w:r>
     </w:p>
     <w:p>
@@ -12230,6 +14023,7 @@
         <w:t xml:space="preserve">Open the file – </w:t>
       </w:r>
       <w:proofErr w:type="spellStart"/>
+      <w:proofErr w:type="gramStart"/>
       <w:r>
         <w:rPr>
           <w:b/>
@@ -12243,7 +14037,15 @@
           <w:b/>
           <w:bCs/>
         </w:rPr>
-        <w:t>()</w:t>
+        <w:t>(</w:t>
+      </w:r>
+      <w:proofErr w:type="gramEnd"/>
+      <w:r>
+        <w:rPr>
+          <w:b/>
+          <w:bCs/>
+        </w:rPr>
+        <w:t>)</w:t>
       </w:r>
     </w:p>
     <w:p>
@@ -12275,6 +14077,7 @@
         <w:t xml:space="preserve"> = </w:t>
       </w:r>
       <w:proofErr w:type="spellStart"/>
+      <w:proofErr w:type="gramStart"/>
       <w:r>
         <w:rPr>
           <w:b/>
@@ -12290,7 +14093,34 @@
           <w:bCs/>
           <w:highlight w:val="yellow"/>
         </w:rPr>
-        <w:t>("test.txt” , ”w”);</w:t>
+        <w:t>(</w:t>
+      </w:r>
+      <w:proofErr w:type="gramEnd"/>
+      <w:r>
+        <w:rPr>
+          <w:b/>
+          <w:bCs/>
+          <w:highlight w:val="yellow"/>
+        </w:rPr>
+        <w:t>"test.txt</w:t>
+      </w:r>
+      <w:proofErr w:type="gramStart"/>
+      <w:r>
+        <w:rPr>
+          <w:b/>
+          <w:bCs/>
+          <w:highlight w:val="yellow"/>
+        </w:rPr>
+        <w:t>” ,</w:t>
+      </w:r>
+      <w:proofErr w:type="gramEnd"/>
+      <w:r>
+        <w:rPr>
+          <w:b/>
+          <w:bCs/>
+          <w:highlight w:val="yellow"/>
+        </w:rPr>
+        <w:t xml:space="preserve"> ”w”);</w:t>
       </w:r>
     </w:p>
     <w:p>
@@ -12308,7 +14138,23 @@
           <w:b/>
           <w:bCs/>
         </w:rPr>
-        <w:t>common modes :-</w:t>
+        <w:t xml:space="preserve">common </w:t>
+      </w:r>
+      <w:proofErr w:type="gramStart"/>
+      <w:r>
+        <w:rPr>
+          <w:b/>
+          <w:bCs/>
+        </w:rPr>
+        <w:t>modes :</w:t>
+      </w:r>
+      <w:proofErr w:type="gramEnd"/>
+      <w:r>
+        <w:rPr>
+          <w:b/>
+          <w:bCs/>
+        </w:rPr>
+        <w:t>-</w:t>
       </w:r>
     </w:p>
     <w:p>
@@ -12359,7 +14205,23 @@
           <w:b/>
           <w:bCs/>
         </w:rPr>
-        <w:t>Write to File :-</w:t>
+        <w:t xml:space="preserve">Write to </w:t>
+      </w:r>
+      <w:proofErr w:type="gramStart"/>
+      <w:r>
+        <w:rPr>
+          <w:b/>
+          <w:bCs/>
+        </w:rPr>
+        <w:t>File :</w:t>
+      </w:r>
+      <w:proofErr w:type="gramEnd"/>
+      <w:r>
+        <w:rPr>
+          <w:b/>
+          <w:bCs/>
+        </w:rPr>
+        <w:t>-</w:t>
       </w:r>
     </w:p>
     <w:p>
@@ -12386,6 +14248,7 @@
         <w:t>(</w:t>
       </w:r>
       <w:proofErr w:type="spellStart"/>
+      <w:proofErr w:type="gramStart"/>
       <w:r>
         <w:rPr>
           <w:highlight w:val="yellow"/>
@@ -12397,7 +14260,14 @@
         <w:rPr>
           <w:highlight w:val="yellow"/>
         </w:rPr>
-        <w:t>,“text”);</w:t>
+        <w:t>,“</w:t>
+      </w:r>
+      <w:proofErr w:type="gramEnd"/>
+      <w:r>
+        <w:rPr>
+          <w:highlight w:val="yellow"/>
+        </w:rPr>
+        <w:t>text”);</w:t>
       </w:r>
     </w:p>
     <w:p>
@@ -12421,7 +14291,14 @@
         <w:rPr>
           <w:highlight w:val="yellow"/>
         </w:rPr>
-        <w:t>(“text”,</w:t>
+        <w:t>(“text</w:t>
+      </w:r>
+      <w:proofErr w:type="gramStart"/>
+      <w:r>
+        <w:rPr>
+          <w:highlight w:val="yellow"/>
+        </w:rPr>
+        <w:t>”,</w:t>
       </w:r>
       <w:proofErr w:type="spellStart"/>
       <w:r>
@@ -12431,6 +14308,7 @@
         <w:t>fp</w:t>
       </w:r>
       <w:proofErr w:type="spellEnd"/>
+      <w:proofErr w:type="gramEnd"/>
       <w:r>
         <w:rPr>
           <w:highlight w:val="yellow"/>
@@ -12445,6 +14323,7 @@
         <w:ind w:left="1440"/>
       </w:pPr>
       <w:proofErr w:type="spellStart"/>
+      <w:proofErr w:type="gramStart"/>
       <w:r>
         <w:rPr>
           <w:highlight w:val="yellow"/>
@@ -12456,7 +14335,28 @@
         <w:rPr>
           <w:highlight w:val="yellow"/>
         </w:rPr>
-        <w:t xml:space="preserve">(‘A’ , </w:t>
+        <w:t>(</w:t>
+      </w:r>
+      <w:proofErr w:type="gramEnd"/>
+      <w:r>
+        <w:rPr>
+          <w:highlight w:val="yellow"/>
+        </w:rPr>
+        <w:t>‘A</w:t>
+      </w:r>
+      <w:proofErr w:type="gramStart"/>
+      <w:r>
+        <w:rPr>
+          <w:highlight w:val="yellow"/>
+        </w:rPr>
+        <w:t>’ ,</w:t>
+      </w:r>
+      <w:proofErr w:type="gramEnd"/>
+      <w:r>
+        <w:rPr>
+          <w:highlight w:val="yellow"/>
+        </w:rPr>
+        <w:t xml:space="preserve"> </w:t>
       </w:r>
       <w:proofErr w:type="spellStart"/>
       <w:r>
@@ -12487,7 +14387,23 @@
           <w:b/>
           <w:bCs/>
         </w:rPr>
-        <w:t>Read From File :-</w:t>
+        <w:t xml:space="preserve">Read From </w:t>
+      </w:r>
+      <w:proofErr w:type="gramStart"/>
+      <w:r>
+        <w:rPr>
+          <w:b/>
+          <w:bCs/>
+        </w:rPr>
+        <w:t>File :</w:t>
+      </w:r>
+      <w:proofErr w:type="gramEnd"/>
+      <w:r>
+        <w:rPr>
+          <w:b/>
+          <w:bCs/>
+        </w:rPr>
+        <w:t>-</w:t>
       </w:r>
     </w:p>
     <w:p>
@@ -12500,6 +14416,7 @@
         </w:rPr>
       </w:pPr>
       <w:proofErr w:type="spellStart"/>
+      <w:proofErr w:type="gramStart"/>
       <w:r>
         <w:rPr>
           <w:highlight w:val="yellow"/>
@@ -12525,7 +14442,14 @@
         <w:rPr>
           <w:highlight w:val="yellow"/>
         </w:rPr>
-        <w:t xml:space="preserve"> , “%s”, str);</w:t>
+        <w:t xml:space="preserve"> ,</w:t>
+      </w:r>
+      <w:proofErr w:type="gramEnd"/>
+      <w:r>
+        <w:rPr>
+          <w:highlight w:val="yellow"/>
+        </w:rPr>
+        <w:t xml:space="preserve"> “%s”, str);</w:t>
       </w:r>
     </w:p>
     <w:p>
@@ -12538,6 +14462,7 @@
         </w:rPr>
       </w:pPr>
       <w:proofErr w:type="spellStart"/>
+      <w:proofErr w:type="gramStart"/>
       <w:r>
         <w:rPr>
           <w:highlight w:val="yellow"/>
@@ -12549,7 +14474,14 @@
         <w:rPr>
           <w:highlight w:val="yellow"/>
         </w:rPr>
-        <w:t xml:space="preserve">(str, size, </w:t>
+        <w:t>(</w:t>
+      </w:r>
+      <w:proofErr w:type="gramEnd"/>
+      <w:r>
+        <w:rPr>
+          <w:highlight w:val="yellow"/>
+        </w:rPr>
+        <w:t xml:space="preserve">str, size, </w:t>
       </w:r>
       <w:proofErr w:type="spellStart"/>
       <w:r>
@@ -12619,7 +14551,23 @@
           <w:b/>
           <w:bCs/>
         </w:rPr>
-        <w:t>Close the file :-</w:t>
+        <w:t xml:space="preserve">Close the </w:t>
+      </w:r>
+      <w:proofErr w:type="gramStart"/>
+      <w:r>
+        <w:rPr>
+          <w:b/>
+          <w:bCs/>
+        </w:rPr>
+        <w:t>file :</w:t>
+      </w:r>
+      <w:proofErr w:type="gramEnd"/>
+      <w:r>
+        <w:rPr>
+          <w:b/>
+          <w:bCs/>
+        </w:rPr>
+        <w:t>-</w:t>
       </w:r>
     </w:p>
     <w:p>
@@ -12669,12 +14617,21 @@
           <w:bCs/>
         </w:rPr>
       </w:pPr>
-      <w:r>
-        <w:rPr>
-          <w:b/>
-          <w:bCs/>
-        </w:rPr>
-        <w:t>Example :-</w:t>
+      <w:proofErr w:type="gramStart"/>
+      <w:r>
+        <w:rPr>
+          <w:b/>
+          <w:bCs/>
+        </w:rPr>
+        <w:t>Example :</w:t>
+      </w:r>
+      <w:proofErr w:type="gramEnd"/>
+      <w:r>
+        <w:rPr>
+          <w:b/>
+          <w:bCs/>
+        </w:rPr>
+        <w:t>-</w:t>
       </w:r>
     </w:p>
     <w:p>
@@ -12690,12 +14647,21 @@
           <w:bCs/>
         </w:rPr>
       </w:pPr>
-      <w:r>
-        <w:rPr>
-          <w:b/>
-          <w:bCs/>
-        </w:rPr>
-        <w:t>Input :-</w:t>
+      <w:proofErr w:type="gramStart"/>
+      <w:r>
+        <w:rPr>
+          <w:b/>
+          <w:bCs/>
+        </w:rPr>
+        <w:t>Input :</w:t>
+      </w:r>
+      <w:proofErr w:type="gramEnd"/>
+      <w:r>
+        <w:rPr>
+          <w:b/>
+          <w:bCs/>
+        </w:rPr>
+        <w:t>-</w:t>
       </w:r>
     </w:p>
     <w:p>
@@ -12712,6 +14678,7 @@
         <w:rPr>
           <w:b/>
           <w:bCs/>
+          <w:noProof/>
         </w:rPr>
         <w:drawing>
           <wp:inline distT="0" distB="0" distL="0" distR="0" wp14:anchorId="0D310727" wp14:editId="27F5930F">
@@ -12769,37 +14736,39 @@
           <w:szCs w:val="28"/>
         </w:rPr>
         <w:lastRenderedPageBreak/>
-        <w:t xml:space="preserve"> </w:t>
-      </w:r>
-      <w:r>
-        <w:rPr>
+        <w:t xml:space="preserve"> Write a C program to create a file, write a string into it, close the file, then open the file again to read and display its contents.</w:t>
+      </w:r>
+    </w:p>
+    <w:p>
+      <w:pPr>
+        <w:pStyle w:val="ListParagraph"/>
+        <w:numPr>
+          <w:ilvl w:val="0"/>
+          <w:numId w:val="43"/>
+        </w:numPr>
+        <w:spacing w:line="360" w:lineRule="auto"/>
+        <w:rPr>
+          <w:b/>
+          <w:bCs/>
           <w:sz w:val="28"/>
           <w:szCs w:val="28"/>
         </w:rPr>
-        <w:t>Write a C program to create a file, write a string into it, close the file, then open the file again to read and display its contents.</w:t>
-      </w:r>
-    </w:p>
-    <w:p>
-      <w:pPr>
-        <w:pStyle w:val="ListParagraph"/>
-        <w:numPr>
-          <w:ilvl w:val="0"/>
-          <w:numId w:val="43"/>
-        </w:numPr>
-        <w:spacing w:line="360" w:lineRule="auto"/>
-        <w:rPr>
-          <w:b/>
-          <w:bCs/>
-          <w:sz w:val="28"/>
-          <w:szCs w:val="28"/>
-        </w:rPr>
-      </w:pPr>
-      <w:r>
-        <w:rPr>
-          <w:b/>
-          <w:bCs/>
-        </w:rPr>
-        <w:t>Input :-</w:t>
+      </w:pPr>
+      <w:proofErr w:type="gramStart"/>
+      <w:r>
+        <w:rPr>
+          <w:b/>
+          <w:bCs/>
+        </w:rPr>
+        <w:t>Input :</w:t>
+      </w:r>
+      <w:proofErr w:type="gramEnd"/>
+      <w:r>
+        <w:rPr>
+          <w:b/>
+          <w:bCs/>
+        </w:rPr>
+        <w:t>-</w:t>
       </w:r>
     </w:p>
     <w:p>
@@ -12816,6 +14785,7 @@
         <w:rPr>
           <w:b/>
           <w:bCs/>
+          <w:noProof/>
         </w:rPr>
         <w:drawing>
           <wp:inline distT="0" distB="0" distL="0" distR="0" wp14:anchorId="473F60B9" wp14:editId="5F796408">
@@ -12878,6 +14848,7 @@
           <w:bCs/>
         </w:rPr>
       </w:pPr>
+      <w:proofErr w:type="gramStart"/>
       <w:r>
         <w:rPr>
           <w:b/>
@@ -12885,20 +14856,22 @@
         </w:rPr>
         <w:t>Output:-</w:t>
       </w:r>
-    </w:p>
-    <w:p>
-      <w:pPr>
-        <w:pStyle w:val="ListParagraph"/>
-        <w:spacing w:line="360" w:lineRule="auto"/>
-        <w:rPr>
-          <w:b/>
-          <w:bCs/>
-        </w:rPr>
-      </w:pPr>
-      <w:r>
-        <w:rPr>
-          <w:b/>
-          <w:bCs/>
+      <w:proofErr w:type="gramEnd"/>
+    </w:p>
+    <w:p>
+      <w:pPr>
+        <w:pStyle w:val="ListParagraph"/>
+        <w:spacing w:line="360" w:lineRule="auto"/>
+        <w:rPr>
+          <w:b/>
+          <w:bCs/>
+        </w:rPr>
+      </w:pPr>
+      <w:r>
+        <w:rPr>
+          <w:b/>
+          <w:bCs/>
+          <w:noProof/>
         </w:rPr>
         <w:drawing>
           <wp:inline distT="0" distB="0" distL="0" distR="0" wp14:anchorId="5AE98226" wp14:editId="0943A5A4">
@@ -18554,6 +20527,7 @@
   <w:style w:type="character" w:default="1" w:styleId="DefaultParagraphFont">
     <w:name w:val="Default Paragraph Font"/>
     <w:uiPriority w:val="1"/>
+    <w:semiHidden/>
     <w:unhideWhenUsed/>
   </w:style>
   <w:style w:type="table" w:default="1" w:styleId="TableNormal">
